--- a/rajasthan-nurse-50/Test_46_Full_Test_Ordered.docx
+++ b/rajasthan-nurse-50/Test_46_Full_Test_Ordered.docx
@@ -34,7 +34,7 @@
     </w:p>
     <w:p>
       <w:r>
-        <w:t>Solution: Rabies is nearly always fatal once symptomatic; wash wounds and give post-exposure prophylaxis.</w:t>
+        <w:t>Solution: ✅ Correct Answer: A. Stray dog bites | 🧠 Clinical Rationale: Rabies is nearly always fatal once symptomatic; wash wounds and give post-exposure prophylaxis. | ❌ Why Not Others? | B — Cat bites always: not the appropriate nursing action here | C — Rodent bites always: not the appropriate nursing action here | D — Diet: INH depletes B6; supplement to prevent neuropathy. | ⚠️ Exam Trap: Read the exact question — the correct fact and its look-alike options are easy to interchange. | 💎 PNC Pearl: Stray dog bites → Rabies is nearly always fatal once symptomatic; wash wounds and give post-exposure prophylaxis</w:t>
       </w:r>
     </w:p>
     <w:p>
@@ -79,7 +79,7 @@
     </w:p>
     <w:p>
       <w:r>
-        <w:t>Solution: The medulla releases catecholamines in stress.</w:t>
+        <w:t>Solution: ✅ Correct Answer: A. Adrenaline and noradrenaline | 🧠 Clinical Rationale: The medulla releases catecholamines in stress. | ❌ Why Not Others? | B — Cortisol: Cortisol = Adrenal cortex | C — Aldosterone: Acts on the DCT for Na+/K+ exchange. | D — Androgens: Cortical hormones regulate stress, salt, and sex characteristics. | ⚠️ Exam Trap: Read the exact question — the correct fact and its look-alike options are easy to interchange. | 💎 PNC Pearl: Adrenaline and noradrenaline → The medulla releases catecholamines in stress</w:t>
       </w:r>
     </w:p>
     <w:p>
@@ -124,7 +124,7 @@
     </w:p>
     <w:p>
       <w:r>
-        <w:t>Solution: DOT and side-effect monitoring ensure cure.</w:t>
+        <w:t>Solution: ✅ Correct Answer: A. Adherence to anti-TB drugs and side effects | 🧠 Clinical Rationale: DOT and side-effect monitoring ensure cure. | ❌ Why Not Others? | B — Only appetite: not the appropriate nursing action here | C — Only sleep: not the appropriate nursing action here | D — Nothing: Never induce vomiting after hydrocarbon ingestion — aspiration pneumonia risk; obtain urgent care. | ⚠️ Exam Trap: Read the exact question — the correct fact and its look-alike options are easy to interchange. | 💎 PNC Pearl: Adherence to anti-TB drugs and side effects → DOT and side-effect monitoring ensure cure</w:t>
       </w:r>
     </w:p>
     <w:p>
@@ -169,7 +169,7 @@
     </w:p>
     <w:p>
       <w:r>
-        <w:t>Solution: Magnesium supports hundreds of enzymatic reactions.</w:t>
+        <w:t>Solution: ✅ Correct Answer: A. Muscle and nerve function and enzyme activity | 🧠 Clinical Rationale: Magnesium supports hundreds of enzymatic reactions. | ❌ Why Not Others? | B — Vision only: not the appropriate nursing action here | C — Clotting only: not the appropriate nursing action here | D — Haemoglobin only: not the appropriate nursing action here | ⚠️ Exam Trap: Read the exact question — the correct fact and its look-alike options are easy to interchange. | 💎 PNC Pearl: Muscle and nerve function and enzyme activity → Magnesium supports hundreds of enzymatic reactions</w:t>
       </w:r>
     </w:p>
     <w:p>
@@ -214,7 +214,7 @@
     </w:p>
     <w:p>
       <w:r>
-        <w:t>Solution: Pregnancy is the commonest cause of secondary amenorrhoea; evaluate before other causes.</w:t>
+        <w:t>Solution: ✅ Correct Answer: A. Pregnancy | 🧠 Clinical Rationale: Pregnancy is the commonest cause of secondary amenorrhoea; evaluate before other causes. | ❌ Why Not Others? | B — Ovarian tumour: not the appropriate nursing action here | C — Hypothyroidism only: not the appropriate nursing action here | D — Exercise only: not the appropriate nursing action here | ⚠️ Exam Trap: Read the exact question — the correct fact and its look-alike options are easy to interchange. | 💎 PNC Pearl: Pregnancy → the commonest cause of secondary amenorrhoea; evaluate before other causes</w:t>
       </w:r>
     </w:p>
     <w:p>
@@ -259,7 +259,7 @@
     </w:p>
     <w:p>
       <w:r>
-        <w:t>Solution: Dose verification prevents paediatric errors.</w:t>
+        <w:t>Solution: ✅ Correct Answer: A. Unusually high or low for the weight | 🧠 Clinical Rationale: Dose verification prevents paediatric errors. | ❌ Why Not Others? | B — Normal: Grief differs from complicated grief; support and allow expression. | C — Prescribed: Eradicating H. pylori and avoiding irritants heal ulcers. | D — Expensive: not the appropriate nursing action here | ⚠️ Exam Trap: Read the exact question — the correct fact and its look-alike options are easy to interchange. | 💎 PNC Pearl: Unusually high or low for the weight → Dose verification prevents paediatric errors</w:t>
       </w:r>
     </w:p>
     <w:p>
@@ -304,7 +304,7 @@
     </w:p>
     <w:p>
       <w:r>
-        <w:t>Solution: Check sodium with confusion or seizures.</w:t>
+        <w:t>Solution: ✅ Correct Answer: A. SSRIs, polydipsia, and SIADH | 🧠 Clinical Rationale: Check sodium with confusion or seizures. | ❌ Why Not Others? | B — Normal intake: not the appropriate nursing action here | C — Diet: INH depletes B6; supplement to prevent neuropathy. | D — Exercise: Calcium, vitamin D, and fall prevention maintain bone health. | ⚠️ Exam Trap: Read the exact question — the correct fact and its look-alike options are easy to interchange. | 💎 PNC Pearl: SSRIs, polydipsia, and SIADH → Check sodium with confusion or seizures</w:t>
       </w:r>
     </w:p>
     <w:p>
@@ -349,7 +349,7 @@
     </w:p>
     <w:p>
       <w:r>
-        <w:t>Solution: Assess respiratory rate and chest indrawing to classify pneumonia.</w:t>
+        <w:t>Solution: ✅ Correct Answer: A. Viral URTI and pneumonia | 🧠 Clinical Rationale: Assess respiratory rate and chest indrawing to classify pneumonia. | ❌ Why Not Others? | B — Asthma always: not the appropriate nursing action here | C — Diet: INH depletes B6; supplement to prevent neuropathy. | D — Exercise: Calcium, vitamin D, and fall prevention maintain bone health. | ⚠️ Exam Trap: Read the exact question — the correct fact and its look-alike options are easy to interchange. | 💎 PNC Pearl: Viral URTI and pneumonia → Assess respiratory rate and chest indrawing to classify pneumonia</w:t>
       </w:r>
     </w:p>
     <w:p>
@@ -394,7 +394,7 @@
     </w:p>
     <w:p>
       <w:r>
-        <w:t>Solution: Safe hours and staffing reduce errors.</w:t>
+        <w:t>Solution: ✅ Correct Answer: A. Fatigue and inadequate staffing | 🧠 Clinical Rationale: Safe hours and staffing reduce errors. | ❌ Why Not Others? | B — Training: Train staff and audit segregation regularly. | C — Guidelines: CAP is usually treated with amoxicillin or macrolides (azithromycin) per national guidelines. | D — Technology: CAL and e-learning enhance flexible education. | ⚠️ Exam Trap: Read the exact question — the correct fact and its look-alike options are easy to interchange. | 💎 PNC Pearl: Fatigue and inadequate staffing → Safe hours and staffing reduce errors</w:t>
       </w:r>
     </w:p>
     <w:p>
@@ -439,7 +439,7 @@
     </w:p>
     <w:p>
       <w:r>
-        <w:t>Solution: Pinworms cause perianal itching, especially at night.</w:t>
+        <w:t>Solution: ✅ Correct Answer: A. Enterobius vermicularis | 🧠 Clinical Rationale: Pinworms cause perianal itching, especially at night. | ❌ Why Not Others? | B — Ascaris: Causes malnutrition and intestinal obstruction in heavy loads; deworming (albendazole) treats it. | C — Hookworm: Integrated deworming, malaria control, and nutrition help. | D — Tapeworm: T. solium causes cysticercosis when eggs are ingested. | ⚠️ Exam Trap: Read the exact question — the correct fact and its look-alike options are easy to interchange. | 💎 PNC Pearl: Enterobius vermicularis → Pinworms cause perianal itching, especially at night</w:t>
       </w:r>
     </w:p>
     <w:p>
@@ -484,7 +484,7 @@
     </w:p>
     <w:p>
       <w:r>
-        <w:t>Solution: Urbanization changes disease patterns, lifestyles, and health service needs.</w:t>
+        <w:t>Solution: ✅ Correct Answer: A. Urbanization | 🧠 Clinical Rationale: Urbanization changes disease patterns, lifestyles, and health service needs. | ❌ Why Not Others? | B — Industrialization: not the appropriate nursing action here | C — Globalization: not the appropriate nursing action here | D — Modernization: not the appropriate nursing action here | ⚠️ Exam Trap: Read the exact question — the correct fact and its look-alike options are easy to interchange. | 💎 PNC Pearl: Urbanization → changes disease patterns, lifestyles, and health service needs</w:t>
       </w:r>
     </w:p>
     <w:p>
@@ -529,7 +529,7 @@
     </w:p>
     <w:p>
       <w:r>
-        <w:t>Solution: Stone passage needs monitoring.</w:t>
+        <w:t>Solution: ✅ Correct Answer: A. Pain, urine output, and straining the urine | 🧠 Clinical Rationale: Stone passage needs monitoring. | ❌ Why Not Others? | B — Only appetite: not the appropriate nursing action here | C — Only sleep: not the appropriate nursing action here | D — Nothing: Never induce vomiting after hydrocarbon ingestion — aspiration pneumonia risk; obtain urgent care. | ⚠️ Exam Trap: Read the exact question — the correct fact and its look-alike options are easy to interchange. | 💎 PNC Pearl: Pain, urine output, and straining the urine → Stone passage needs monitoring</w:t>
       </w:r>
     </w:p>
     <w:p>
@@ -574,7 +574,7 @@
     </w:p>
     <w:p>
       <w:r>
-        <w:t>Solution: Reliability means consistent, repeatable results.</w:t>
+        <w:t>Solution: ✅ Correct Answer: A. Consistency of measurement | 🧠 Clinical Rationale: Reliability means consistent, repeatable results. | ❌ Why Not Others? | B — Truthfulness of measurement: not the appropriate nursing action here | C — Length: The newborn head is disproportionately large (~1/4 of length), unlike the adult (~1/8). | D — Cost: Free services and outreach improve access. | ⚠️ Exam Trap: Read the exact question — the correct fact and its look-alike options are easy to interchange. | 💎 PNC Pearl: Consistency of measurement → Reliability means consistent, repeatable results</w:t>
       </w:r>
     </w:p>
     <w:p>
@@ -619,7 +619,7 @@
     </w:p>
     <w:p>
       <w:r>
-        <w:t>Solution: PMJAY is Ayushman Bharat's health cover scheme.</w:t>
+        <w:t>Solution: ✅ Correct Answer: A. Pradhan Mantri Jan Arogya Yojana | 🧠 Clinical Rationale: PMJAY is Ayushman Bharat's health cover scheme. | ❌ Why Not Others? | B — Pradhan Mantri Jeevan Arogya Yojana: not the appropriate nursing action here | C — Pradhan Mantri Jan Awas Yojana: not the appropriate nursing action here | D — Public Medical Jan Arogya Yojana: not the appropriate nursing action here | ⚠️ Exam Trap: Don’t confuse "Pradhan Mantri Jan Arogya Yojana" with "Pradhan Mantri Jeevan Arogya Yojana" — they look alike and are easy to interchange. | 💎 PNC Pearl: Pradhan Mantri Jan Arogya Yojana → PMJAY is Ayushman Bharat's health cover scheme</w:t>
       </w:r>
     </w:p>
     <w:p>
@@ -664,7 +664,7 @@
     </w:p>
     <w:p>
       <w:r>
-        <w:t>Solution: Occupational vaccination protects workers and patients.</w:t>
+        <w:t>Solution: ✅ Correct Answer: A. Hepatitis B, influenza, and tetanus vaccines | 🧠 Clinical Rationale: Occupational vaccination protects workers and patients. | ❌ Why Not Others? | B — Optional: not the appropriate nursing action here | C — Diet: INH depletes B6; supplement to prevent neuropathy. | D — Climate: NMSA promotes sustainable agriculture. | ⚠️ Exam Trap: Read the exact question — the correct fact and its look-alike options are easy to interchange. | 💎 PNC Pearl: Hepatitis B, influenza, and tetanus vaccines → Occupational vaccination protects workers and patients</w:t>
       </w:r>
     </w:p>
     <w:p>
@@ -709,7 +709,7 @@
     </w:p>
     <w:p>
       <w:r>
-        <w:t>Solution: Left lateral position follows the colon's anatomy.</w:t>
+        <w:t>Solution: ✅ Correct Answer: A. Left lateral (Sims) position | 🧠 Clinical Rationale: Left lateral position follows the colon's anatomy. | ❌ Why Not Others? | B — Supine flat: not the appropriate nursing action here | C — Prone: IHIP provides case-based, real-time disease surveillance. | D — Sitting upright: Upright posture maximises accessory muscle use and airflow. | ⚠️ Exam Trap: Read the exact question — the correct fact and its look-alike options are easy to interchange. | 💎 PNC Pearl: Left lateral (Sims) position → Left lateral position follows the colon's anatomy</w:t>
       </w:r>
     </w:p>
     <w:p>
@@ -754,7 +754,7 @@
     </w:p>
     <w:p>
       <w:r>
-        <w:t>Solution: Upright positioning reduces preload and dyspnoea.</w:t>
+        <w:t>Solution: ✅ Correct Answer: A. High Fowler's with legs dependent | 🧠 Clinical Rationale: Upright positioning reduces preload and dyspnoea. | ❌ Why Not Others? | B — Flat supine: Leg elevation improves venous return; loosen tight clothing and monitor. | C — Prone: IHIP provides case-based, real-time disease surveillance. | D — Trendelenburg: Leg elevation improves venous return in shock. | ⚠️ Exam Trap: Read the exact question — the correct fact and its look-alike options are easy to interchange. | 💎 PNC Pearl: High Fowler's with legs dependent → Upright positioning reduces preload and dyspnoea</w:t>
       </w:r>
     </w:p>
     <w:p>
@@ -799,7 +799,7 @@
     </w:p>
     <w:p>
       <w:r>
-        <w:t>Solution: Resuscitate with left uterine displacement and perimortem caesarean within 5 minutes if needed.</w:t>
+        <w:t>Solution: ✅ Correct Answer: A. Haemorrhage, embolism, and sepsis | 🧠 Clinical Rationale: Resuscitate with left uterine displacement and perimortem caesarean within 5 minutes if needed. | ❌ Why Not Others? | B — Benign arrhythmia: not the appropriate nursing action here | C — Diet: INH depletes B6; supplement to prevent neuropathy. | D — Exercise: Calcium, vitamin D, and fall prevention maintain bone health. | ⚠️ Exam Trap: Read the exact question — the correct fact and its look-alike options are easy to interchange. | 💎 PNC Pearl: Haemorrhage, embolism, and sepsis → Resuscitate with left uterine displacement and perimortem caesarean within 5 minutes if needed</w:t>
       </w:r>
     </w:p>
     <w:p>
@@ -844,7 +844,7 @@
     </w:p>
     <w:p>
       <w:r>
-        <w:t>Solution: The choroid plexus makes CSF in the ventricles.</w:t>
+        <w:t>Solution: ✅ Correct Answer: A. Choroid plexus | 🧠 Clinical Rationale: The choroid plexus makes CSF in the ventricles. | ❌ Why Not Others? | B — Meninges: Dura, arachnoid, and pia mater form the meninges. | C — Cerebellum: The cerebellum coordinates movement, posture, and balance. | D — Spinal cord: Trauma (RTA, falls) and cord diseases cause paraplegia. | ⚠️ Exam Trap: Read the exact question — the correct fact and its look-alike options are easy to interchange. | 💎 PNC Pearl: Choroid plexus → makes CSF in the ventricles</w:t>
       </w:r>
     </w:p>
     <w:p>
@@ -889,7 +889,7 @@
     </w:p>
     <w:p>
       <w:r>
-        <w:t>Solution: Graft protection and infection control are vital.</w:t>
+        <w:t>Solution: ✅ Correct Answer: A. Take immunosuppressants and avoid infection | 🧠 Clinical Rationale: Graft protection and infection control are vital. | ❌ Why Not Others? | B — Skip drugs: not the appropriate nursing action here | C — Receive live vaccines: not the appropriate nursing action here | D — Ignore fevers: not the appropriate nursing action here | ⚠️ Exam Trap: Read the exact question — the correct fact and its look-alike options are easy to interchange. | 💎 PNC Pearl: Take immunosuppressants and avoid infection → Graft protection and infection control are vital</w:t>
       </w:r>
     </w:p>
     <w:p>
@@ -934,7 +934,7 @@
     </w:p>
     <w:p>
       <w:r>
-        <w:t>Solution: Single-dose antibiotic ointment in both eyes at birth prevents gonococcal/chlamydial conjunctivitis.</w:t>
+        <w:t>Solution: ✅ Correct Answer: A. Antibiotic eye ointment (erythromycin/tetracycline) | 🧠 Clinical Rationale: Single-dose antibiotic ointment in both eyes at birth prevents gonococcal/chlamydial conjunctivitis. | ❌ Why Not Others? | B — Sterile water: not the appropriate nursing action here | C — Vitamin A drops: not the appropriate nursing action here | D — Saline only: Only normal saline is compatible with blood; dextrose and lactated Ringer's can cause haemolysis or clotting. | ⚠️ Exam Trap: Read the exact question — the correct fact and its look-alike options are easy to interchange. | 💎 PNC Pearl: Antibiotic eye ointment (erythromycin/tetracycline) → Single-dose antibiotic ointment in both eyes at birth prevents gonococcal/chlamydial conjunctivitis</w:t>
       </w:r>
     </w:p>
     <w:p>
@@ -979,7 +979,7 @@
     </w:p>
     <w:p>
       <w:r>
-        <w:t>Solution: TT to pregnant women plus clean cord care eliminates most neonatal tetanus.</w:t>
+        <w:t>Solution: ✅ Correct Answer: A. Maternal tetanus toxoid immunization and clean delivery/cord care | 🧠 Clinical Rationale: TT to pregnant women plus clean cord care eliminates most neonatal tetanus. | ❌ Why Not Others? | B — Vitamin K injection: not the correct first action | C — Antibiotic eye drops: not the correct first action | D — Early bathing: not the correct first action | ⚠️ Exam Trap: Read the exact question — the correct fact and its look-alike options are easy to interchange. | 💎 PNC Pearl: Maternal tetanus toxoid immunization and clean delivery/cord care → TT to pregnant women plus clean cord care eliminates most neonatal tetanus</w:t>
       </w:r>
     </w:p>
     <w:p>
@@ -1024,7 +1024,7 @@
     </w:p>
     <w:p>
       <w:r>
-        <w:t>Solution: High residuals warn of gastroparesis or obstruction.</w:t>
+        <w:t>Solution: ✅ Correct Answer: A. 200-250 ml suggests delayed emptying | 🧠 Clinical Rationale: High residuals warn of gastroparesis or obstruction. | ❌ Why Not Others? | B — 50 ml is normal to ignore: not the appropriate nursing action here | C — 10 ml means stop: not the appropriate nursing action here | D — 500 ml is fine: not the appropriate nursing action here | ⚠️ Exam Trap: Read the exact question — the correct fact and its look-alike options are easy to interchange. | 💎 PNC Pearl: 200-250 ml suggests delayed emptying → High residuals warn of gastroparesis or obstruction</w:t>
       </w:r>
     </w:p>
     <w:p>
@@ -1069,7 +1069,7 @@
     </w:p>
     <w:p>
       <w:r>
-        <w:t>Solution: Pyrazinamide raises uric acid and may cause gout.</w:t>
+        <w:t>Solution: ✅ Correct Answer: A. Pyrazinamide | 🧠 Clinical Rationale: Pyrazinamide raises uric acid and may cause gout. | ❌ Why Not Others? | B — Metformin: And insulin are the mainstays; insulin remains the reference standard when needed. | C — Paracetamol: Hepatotoxicity is dose-dependent; NAC is the antidote. | D — Iron: In the haem group carries oxygen. | ⚠️ Exam Trap: Read the exact question — the correct fact and its look-alike options are easy to interchange. | 💎 PNC Pearl: Pyrazinamide → raises uric acid and may cause gout</w:t>
       </w:r>
     </w:p>
     <w:p>
@@ -1114,7 +1114,7 @@
     </w:p>
     <w:p>
       <w:r>
-        <w:t>Solution: ESIC provides medical care and injury benefits to workers.</w:t>
+        <w:t>Solution: ✅ Correct Answer: A. ESIC facilities for insured workers | 🧠 Clinical Rationale: ESIC provides medical care and injury benefits to workers. | ❌ Why Not Others? | B — Private only: not the appropriate nursing action here | C — Diet: INH depletes B6; supplement to prevent neuropathy. | D — Climate: NMSA promotes sustainable agriculture. | ⚠️ Exam Trap: Read the exact question — the correct fact and its look-alike options are easy to interchange. | 💎 PNC Pearl: ESIC facilities for insured workers → ESIC provides medical care and injury benefits to workers</w:t>
       </w:r>
     </w:p>
     <w:p>
@@ -1159,7 +1159,7 @@
     </w:p>
     <w:p>
       <w:r>
-        <w:t>Solution: Neutral abduction maintains alignment and prevents dislocation.</w:t>
+        <w:t>Solution: ✅ Correct Answer: A. Neutral alignment with abduction splint (or pillow) | 🧠 Clinical Rationale: Neutral abduction maintains alignment and prevents dislocation. | ❌ Why Not Others? | B — Externally rotated at will: not the appropriate nursing action here | C — Flexed at the hip: not the appropriate nursing action here | D — Crossed over the other leg: not the appropriate nursing action here | ⚠️ Exam Trap: Read the exact question — the correct fact and its look-alike options are easy to interchange. | 💎 PNC Pearl: Neutral alignment with abduction splint (or pillow) → Neutral abduction maintains alignment and prevents dislocation</w:t>
       </w:r>
     </w:p>
     <w:p>
@@ -1204,7 +1204,7 @@
     </w:p>
     <w:p>
       <w:r>
-        <w:t>Solution: Confidential reviews drive quality improvement.</w:t>
+        <w:t>Solution: ✅ Correct Answer: A. Identifying preventable factors to improve care | 🧠 Clinical Rationale: Confidential reviews drive quality improvement. | ❌ Why Not Others? | B — Punishment: not the appropriate nursing action here | C — Diet: INH depletes B6; supplement to prevent neuropathy. | D — Climate: NMSA promotes sustainable agriculture. | ⚠️ Exam Trap: Read the exact question — the correct fact and its look-alike options are easy to interchange. | 💎 PNC Pearl: Identifying preventable factors to improve care → Confidential reviews drive quality improvement</w:t>
       </w:r>
     </w:p>
     <w:p>
@@ -1249,7 +1249,7 @@
     </w:p>
     <w:p>
       <w:r>
-        <w:t>Solution: Feeding records track nutrition and tolerance.</w:t>
+        <w:t>Solution: ✅ Correct Answer: A. The amount, type, and tolerance | 🧠 Clinical Rationale: Feeding records track nutrition and tolerance. | ❌ Why Not Others? | B — Only the time: not the appropriate nursing action here | C — Only the name: not the appropriate nursing action here | D — Nothing: Never induce vomiting after hydrocarbon ingestion — aspiration pneumonia risk; obtain urgent care. | ⚠️ Exam Trap: Read the exact question — the correct fact and its look-alike options are easy to interchange. | 💎 PNC Pearl: The amount, type, and tolerance → Feeding records track nutrition and tolerance</w:t>
       </w:r>
     </w:p>
     <w:p>
@@ -1294,7 +1294,7 @@
     </w:p>
     <w:p>
       <w:r>
-        <w:t>Solution: Copper IUCDs are spermicidal and prevent fertilization; they do not interrupt an established pregnancy.</w:t>
+        <w:t>Solution: ✅ Correct Answer: A. Preventing fertilization and implantation | 🧠 Clinical Rationale: Copper IUCDs are spermicidal and prevent fertilization; they do not interrupt an established pregnancy. | ❌ Why Not Others? | B — Killing sperm only: not the appropriate nursing action here | C — Blocking ovulation: not the appropriate nursing action here | D — Causing abortion of an established pregnancy: not the appropriate nursing action here | ⚠️ Exam Trap: Read the exact question — the correct fact and its look-alike options are easy to interchange. | 💎 PNC Pearl: Preventing fertilization and implantation → Copper IUCDs are spermicidal and prevent fertilization; they do not interrupt an established pregnancy</w:t>
       </w:r>
     </w:p>
     <w:p>
@@ -1339,7 +1339,7 @@
     </w:p>
     <w:p>
       <w:r>
-        <w:t>Solution: Salt, obesity, and stress drive essential hypertension; screen adults.</w:t>
+        <w:t>Solution: ✅ Correct Answer: A. Essential hypertension with lifestyle factors | 🧠 Clinical Rationale: Salt, obesity, and stress drive essential hypertension; screen adults. | ❌ Why Not Others? | B — Renal disease always: not the appropriate nursing action here | C — Endocrine always: not the appropriate nursing action here | D — Genetics only: not the appropriate nursing action here | ⚠️ Exam Trap: Read the exact question — the correct fact and its look-alike options are easy to interchange. | 💎 PNC Pearl: Essential hypertension with lifestyle factors → Salt, obesity, and stress drive essential hypertension; screen adults</w:t>
       </w:r>
     </w:p>
     <w:p>
@@ -1384,7 +1384,7 @@
     </w:p>
     <w:p>
       <w:r>
-        <w:t>Solution: Lithium reduces manic and depressive relapse; monitor levels and thyroid/renal function.</w:t>
+        <w:t>Solution: ✅ Correct Answer: A. Lithium | 🧠 Clinical Rationale: Lithium reduces manic and depressive relapse; monitor levels and thyroid/renal function. | ❌ Why Not Others? | B — SSRIs alone: not the first | C — Benzodiazepines: Prevent seizures and manage withdrawal; vitamins (thiamine) prevent Wernicke-Korsakoff syndrome. — not the first | D — Stimulants: not the first | ⚠️ Exam Trap: Read the exact question — the correct fact and its look-alike options are easy to interchange. | 💎 PNC Pearl: Lithium = the first</w:t>
       </w:r>
     </w:p>
     <w:p>
@@ -1429,7 +1429,7 @@
     </w:p>
     <w:p>
       <w:r>
-        <w:t>Solution: Most neonatal vomiting is reflux/overfeeding; bilious vomiting suggests obstruction - evaluate.</w:t>
+        <w:t>Solution: ✅ Correct Answer: A. Feeding problems and gastro-oesophageal reflux | 🧠 Clinical Rationale: Most neonatal vomiting is reflux/overfeeding; bilious vomiting suggests obstruction - evaluate. | ❌ Why Not Others? | B — Obstruction always: not the appropriate nursing action here | C — Infection always: not the appropriate nursing action here | D — Trauma: Birth trauma, episiotomy pain, and epidurals impair bladder sensation; monitor voiding closely. | ⚠️ Exam Trap: Read the exact question — the correct fact and its look-alike options are easy to interchange. | 💎 PNC Pearl: Feeding problems and gastro-oesophageal reflux → Most neonatal vomiting is reflux/overfeeding; bilious vomiting suggests obstruction - evaluate</w:t>
       </w:r>
     </w:p>
     <w:p>
@@ -1474,7 +1474,7 @@
     </w:p>
     <w:p>
       <w:r>
-        <w:t>Solution: Most drugs are excreted by the kidneys.</w:t>
+        <w:t>Solution: ✅ Correct Answer: A. Kidney (urine) | 🧠 Clinical Rationale: Most drugs are excreted by the kidneys. | ❌ Why Not Others? | B — Lungs: Choriocarcinoma spreads haematogenously, most often to the lungs, causing haemoptysis. | C — Skin: Physical barriers (skin, mucosa) form the non-specific first line. | D — Hair: Kwashiorkor (protein deficiency with adequate calories): oedema, pot belly, skin/hair changes. | ⚠️ Exam Trap: Read the exact question — the correct fact and its look-alike options are easy to interchange. | 💎 PNC Pearl: Kidney (urine) → Most drugs are excreted by the kidneys</w:t>
       </w:r>
     </w:p>
     <w:p>
@@ -1519,7 +1519,7 @@
     </w:p>
     <w:p>
       <w:r>
-        <w:t>Solution: Cervical ectopy and cervicitis commonly cause post-coital spotting; always rule out cervical cancer.</w:t>
+        <w:t>Solution: ✅ Correct Answer: A. Cervical erosion/ectropion or cervicitis | 🧠 Clinical Rationale: Cervical ectopy and cervicitis commonly cause post-coital spotting; always rule out cervical cancer. | ❌ Why Not Others? | B — Ovarian cyst: Functional ovarian cysts are common and usually benign, resolving spontaneously. | C — Uterine fibroid only: not the appropriate nursing action here | D — Endometriosis: Is the leading cause of secondary dysmenorrhoea with deep pelvic pain. | ⚠️ Exam Trap: Read the exact question — the correct fact and its look-alike options are easy to interchange. | 💎 PNC Pearl: Cervical erosion/ectropion or cervicitis → Cervical ectopy and cervicitis commonly cause post-coital spotting; always rule out cervical cancer</w:t>
       </w:r>
     </w:p>
     <w:p>
@@ -1564,7 +1564,7 @@
     </w:p>
     <w:p>
       <w:r>
-        <w:t>Solution: Levodopa-carbidopa is the mainstay therapy.</w:t>
+        <w:t>Solution: ✅ Correct Answer: A. Levodopa with carbidopa | 🧠 Clinical Rationale: Levodopa-carbidopa is the mainstay therapy. | ❌ Why Not Others? | B — Haloperidol: Hyperprolactinaemia causes galactorrhoea and sexual dysfunction. — not the first | C — Chlorpromazine: not the first | D — Baclofen: not the first | ⚠️ Exam Trap: Read the exact question — the correct fact and its look-alike options are easy to interchange. | 💎 PNC Pearl: Levodopa with carbidopa = the first</w:t>
       </w:r>
     </w:p>
     <w:p>
@@ -1609,7 +1609,7 @@
     </w:p>
     <w:p>
       <w:r>
-        <w:t>Solution: The opioid triad signals overdose.</w:t>
+        <w:t>Solution: ✅ Correct Answer: A. Pinpoint pupils, respiratory depression, and coma | 🧠 Clinical Rationale: The opioid triad signals overdose. | ❌ Why Not Others? | B — Dilated pupils: not the appropriate nursing action here | C — Tachycardia: Tachycardia = 100 beats per minute | D — Seizures: Simple febrile seizures are the commonest cause; assess for meningitis. | ⚠️ Exam Trap: Read the exact question — the correct fact and its look-alike options are easy to interchange. | 💎 PNC Pearl: Pinpoint pupils, respiratory depression, and coma → The opioid triad signals overdose</w:t>
       </w:r>
     </w:p>
     <w:p>
@@ -1654,7 +1654,7 @@
     </w:p>
     <w:p>
       <w:r>
-        <w:t>Solution: Aedes aegypti (day-biting) transmits dengue, chikungunya, and Zika; Anopheles transmits malaria; Culex transmits filariasis/JE.</w:t>
+        <w:t>Solution: ✅ Correct Answer: A. Aedes aegypti mosquito | 🧠 Clinical Rationale: Aedes aegypti (day-biting) transmits dengue, chikungunya, and Zika; Anopheles transmits malaria; Culex transmits filariasis/JE. | ❌ Why Not Others? | B — Anopheles mosquito: Anopheles transmits Plasmodium; indoor residual spraying and LLINs prevent it. | C — Culex mosquito: Culex breeds in rice fields; JE vaccination and pig management help. | D — Sandfly: Visceral leishmaniasis causes prolonged fever, splenomegaly, and anaemia; treat with miltefosine/amphotericin. | ⚠️ Exam Trap: Read the exact question — the correct fact and its look-alike options are easy to interchange. | 💎 PNC Pearl: Aedes aegypti mosquito → Aedes aegypti (day-biting) transmits dengue, chikungunya, and Zika; Anopheles transmits malaria; Culex transmits filariasis/JE</w:t>
       </w:r>
     </w:p>
     <w:p>
@@ -1699,7 +1699,7 @@
     </w:p>
     <w:p>
       <w:r>
-        <w:t>Solution: E. coli dominates UTI at all ages.</w:t>
+        <w:t>Solution: ✅ Correct Answer: A. E. coli | 🧠 Clinical Rationale: E. coli dominates UTI at all ages. | ❌ Why Not Others? | B — Group B strep: not the appropriate nursing action here | C — Pseudomonas: Gram-negative organisms dominate nosocomial pneumonia. | D — Candida: Candidiasis (thrush) and cryptococcal meningitis dominate in AIDS. | ⚠️ Exam Trap: Read the exact question — the correct fact and its look-alike options are easy to interchange. | 💎 PNC Pearl: E. coli → dominates UTI at all ages</w:t>
       </w:r>
     </w:p>
     <w:p>
@@ -1744,7 +1744,7 @@
     </w:p>
     <w:p>
       <w:r>
-        <w:t>Solution: Fat-soluble vitamins are stored; water-soluble ones are excreted.</w:t>
+        <w:t>Solution: ✅ Correct Answer: A. Fat-soluble (A, D, E, K) and water-soluble (B, C) | 🧠 Clinical Rationale: Fat-soluble vitamins are stored; water-soluble ones are excreted. | ❌ Why Not Others? | B — Essential and non-essential: not the appropriate nursing action here | C — Macro and micro: not the appropriate nursing action here | D — Acidic and basic: not the appropriate nursing action here | ⚠️ Exam Trap: Read the exact question — the correct fact and its look-alike options are easy to interchange. | 💎 PNC Pearl: Fat-soluble (A, D, E, K) and water-soluble (B, C) → Fat-soluble vitamins are stored; water-soluble ones are excreted</w:t>
       </w:r>
     </w:p>
     <w:p>
@@ -1789,7 +1789,7 @@
     </w:p>
     <w:p>
       <w:r>
-        <w:t>Solution: Bed baths serve dependent patients.</w:t>
+        <w:t>Solution: ✅ Correct Answer: A. Confined to bed and unable to self-bathe | 🧠 Clinical Rationale: Bed baths serve dependent patients. | ❌ Why Not Others? | B — Ambulatory: Horizontal then vertical evacuation prioritizes patients. | C — In the bathroom: not the appropriate nursing action here | D — Fully independent: not the appropriate nursing action here | ⚠️ Exam Trap: Read the exact question — the correct fact and its look-alike options are easy to interchange. | 💎 PNC Pearl: Confined to bed and unable to self-bathe → Bed baths serve dependent patients</w:t>
       </w:r>
     </w:p>
     <w:p>
@@ -1834,7 +1834,7 @@
     </w:p>
     <w:p>
       <w:r>
-        <w:t>Solution: Iron in the haem group carries oxygen.</w:t>
+        <w:t>Solution: ✅ Correct Answer: A. Iron | 🧠 Clinical Rationale: Iron in the haem group carries oxygen. | ❌ Why Not Others? | B — Copper: not the appropriate nursing action here | C — Zinc: WHO recommends 14 days of zinc with ORS for children. | D — Magnesium: Sulphate is first-line in eclampsia. | ⚠️ Exam Trap: Read the exact question — the correct fact and its look-alike options are easy to interchange. | 💎 PNC Pearl: Iron → in the haem group carries oxygen</w:t>
       </w:r>
     </w:p>
     <w:p>
@@ -1879,7 +1879,7 @@
     </w:p>
     <w:p>
       <w:r>
-        <w:t>Solution: VZV causes chickenpox; reactivation causes herpes zoster (shingles).</w:t>
+        <w:t>Solution: ✅ Correct Answer: A. Varicella-zoster virus | 🧠 Clinical Rationale: VZV causes chickenpox; reactivation causes herpes zoster (shingles). | ❌ Why Not Others? | B — Herpes simplex: HSV-1 causes sporadic encephalitis with temporal lobe predilection. | C — Measles: UIP achieved polio eradication and reduced measles deaths. | D — Coxsackie: not the appropriate nursing action here | ⚠️ Exam Trap: Read the exact question — the correct fact and its look-alike options are easy to interchange. | 💎 PNC Pearl: Varicella-zoster virus → VZV causes chickenpox; reactivation causes herpes zoster (shingles)</w:t>
       </w:r>
     </w:p>
     <w:p>
@@ -1924,7 +1924,7 @@
     </w:p>
     <w:p>
       <w:r>
-        <w:t>Solution: The pump exports 3 Na+ and imports 2 K+ per ATP, maintaining the resting potential.</w:t>
+        <w:t>Solution: ✅ Correct Answer: A. 3 Na+ out and 2 K+ in per ATP | 🧠 Clinical Rationale: The pump exports 3 Na+ and imports 2 K+ per ATP, maintaining the resting potential. | ❌ Why Not Others? | B — 2 Na+ out and 3 K+ in: not the appropriate nursing action here | C — Equal ions both ways: not the appropriate nursing action here | D — Only sodium: not the appropriate nursing action here | ⚠️ Exam Trap: Don’t confuse "3 Na+ out and 2 K+ in per ATP" with "2 Na+ out and 3 K+ in" — they look alike and are easy to interchange. | 💎 PNC Pearl: 3 Na+ out and 2 K+ in per ATP → The pump exports 3 Na+ and imports 2 K+ per ATP, maintaining the resting potential</w:t>
       </w:r>
     </w:p>
     <w:p>
@@ -1969,7 +1969,7 @@
     </w:p>
     <w:p>
       <w:r>
-        <w:t>Solution: Sun exposure triggers lupus flares.</w:t>
+        <w:t>Solution: ✅ Correct Answer: A. Protect the skin from sunlight | 🧠 Clinical Rationale: Sun exposure triggers lupus flares. | ❌ Why Not Others? | B — Use sunbeds: not the appropriate nursing action here | C — Skip sunscreen: not the appropriate nursing action here | D — Ignore rashes: not the appropriate nursing action here | ⚠️ Exam Trap: Read the exact question — the correct fact and its look-alike options are easy to interchange. | 💎 PNC Pearl: Protect the skin from sunlight → Sun exposure triggers lupus flares</w:t>
       </w:r>
     </w:p>
     <w:p>
@@ -2014,7 +2014,7 @@
     </w:p>
     <w:p>
       <w:r>
-        <w:t>Solution: These signs indicate a transfusion reaction.</w:t>
+        <w:t>Solution: ✅ Correct Answer: A. Fever, chills, or difficulty breathing | 🧠 Clinical Rationale: These signs indicate a transfusion reaction. | ❌ Why Not Others? | B — Hunger: Mindful eating reduces overeating. | C — Sleep: Quiet, comfortable surroundings aid sleep. | D — Thirst: DI causes excessive urine output. | ⚠️ Exam Trap: Read the exact question — the correct fact and its look-alike options are easy to interchange. | 💎 PNC Pearl: Fever, chills, or difficulty breathing → These signs indicate a transfusion reaction</w:t>
       </w:r>
     </w:p>
     <w:p>
@@ -2059,7 +2059,7 @@
     </w:p>
     <w:p>
       <w:r>
-        <w:t>Solution: Regular medication, safety, and first aid prevent deaths.</w:t>
+        <w:t>Solution: ✅ Correct Answer: A. Status epilepticus and accidents during seizures | 🧠 Clinical Rationale: Regular medication, safety, and first aid prevent deaths. | ❌ Why Not Others? | B — Diet: INH depletes B6; supplement to prevent neuropathy. | C — Exercise: Calcium, vitamin D, and fall prevention maintain bone health. | D — Vaccination: Absence of a scar does not mean no protection; check vaccination records. | ⚠️ Exam Trap: Read the exact question — the correct fact and its look-alike options are easy to interchange. | 💎 PNC Pearl: Status epilepticus and accidents during seizures → Regular medication, safety, and first aid prevent deaths</w:t>
       </w:r>
     </w:p>
     <w:p>
@@ -2104,7 +2104,7 @@
     </w:p>
     <w:p>
       <w:r>
-        <w:t>Solution: Macrophages are tissue-resident monocytes.</w:t>
+        <w:t>Solution: ✅ Correct Answer: A. Monocytes | 🧠 Clinical Rationale: Macrophages are tissue-resident monocytes. | ❌ Why Not Others? | B — Red cells: The spleen filters blood and stores platelets. | C — Platelets: HIT is a thrombocytopenic, prothrombotic complication. | D — Basophils: not the appropriate nursing action here | ⚠️ Exam Trap: Read the exact question — the correct fact and its look-alike options are easy to interchange. | 💎 PNC Pearl: Monocytes → Macrophages are tissue-resident</w:t>
       </w:r>
     </w:p>
     <w:p>
@@ -2149,7 +2149,7 @@
     </w:p>
     <w:p>
       <w:r>
-        <w:t>Solution: Thionamides reduce thyroid hormone synthesis.</w:t>
+        <w:t>Solution: ✅ Correct Answer: A. Methimazole (thionamide) | 🧠 Clinical Rationale: Thionamides reduce thyroid hormone synthesis. | ❌ Why Not Others? | B — Levothyroxine: Replaces T4. | C — Insulin: Beta cells secrete insulin; alpha cells glucagon. | D — Prednisone: not the appropriate nursing action here | ⚠️ Exam Trap: Read the exact question — the correct fact and its look-alike options are easy to interchange. | 💎 PNC Pearl: Methimazole (thionamide) → Thionamides reduce thyroid hormone synthesis</w:t>
       </w:r>
     </w:p>
     <w:p>
@@ -2194,7 +2194,7 @@
     </w:p>
     <w:p>
       <w:r>
-        <w:t>Solution: PTH raises calcium by acting on bone, gut, and kidney.</w:t>
+        <w:t>Solution: ✅ Correct Answer: A. Serum calcium levels | 🧠 Clinical Rationale: PTH raises calcium by acting on bone, gut, and kidney. | ❌ Why Not Others? | B — Blood glucose: Cortisol promotes gluconeogenesis, mobilizing fuel during stress. | C — Blood pressure: BP is the force of blood on vessel walls. | D — Body temperature: Tepid sponging lowers temperature by evaporation without shivering. | ⚠️ Exam Trap: Read the exact question — the correct fact and its look-alike options are easy to interchange. | 💎 PNC Pearl: Serum calcium levels → PTH raises calcium by acting on bone, gut, and kidney</w:t>
       </w:r>
     </w:p>
     <w:p>
@@ -2239,7 +2239,7 @@
     </w:p>
     <w:p>
       <w:r>
-        <w:t>Solution: Vitamin A and MMR vaccine prevent severe measles; treat complications early.</w:t>
+        <w:t>Solution: ✅ Correct Answer: A. Pneumonia and severe diarrhoea | 🧠 Clinical Rationale: Vitamin A and MMR vaccine prevent severe measles; treat complications early. | ❌ Why Not Others? | B — Constipation: Opioids slow GI motility; prophylactic stool softeners and fluids are routine. | C — Fracture: Osteoporotic fragility most commonly causes hip, wrist, and vertebral fractures. | D — Obesity: Is BMI ≥30; overweight is 25-29.9. | ⚠️ Exam Trap: Read the exact question — the correct fact and its look-alike options are easy to interchange. | 💎 PNC Pearl: Pneumonia and severe diarrhoea → Vitamin A and MMR vaccine prevent severe measles; treat complications early</w:t>
       </w:r>
     </w:p>
     <w:p>
@@ -2284,7 +2284,7 @@
     </w:p>
     <w:p>
       <w:r>
-        <w:t>Solution: Skin inspection identifies problems early.</w:t>
+        <w:t>Solution: ✅ Correct Answer: A. Detect rashes, wounds, and pressure areas | 🧠 Clinical Rationale: Skin inspection identifies problems early. | ❌ Why Not Others? | B — Check the pulse: not the appropriate nursing action here | C — Measure height: not the appropriate nursing action here | D — Count teeth: not the appropriate nursing action here | ⚠️ Exam Trap: Read the exact question — the correct fact and its look-alike options are easy to interchange. | 💎 PNC Pearl: Detect rashes, wounds, and pressure areas → Skin inspection identifies problems early</w:t>
       </w:r>
     </w:p>
     <w:p>
@@ -2329,7 +2329,7 @@
     </w:p>
     <w:p>
       <w:r>
-        <w:t>Solution: Iodine is essential for thyroid hormone synthesis.</w:t>
+        <w:t>Solution: ✅ Correct Answer: A. Iodine | 🧠 Clinical Rationale: Iodine is essential for thyroid hormone synthesis. | ❌ Why Not Others? | B — Iron: In the haem group carries oxygen. | C — Calcium: Makes up most of bone mineral mass. | D — Zinc: WHO recommends 14 days of zinc with ORS for children. | ⚠️ Exam Trap: Read the exact question — the correct fact and its look-alike options are easy to interchange. | 💎 PNC Pearl: Iodine → essential for thyroid hormone synthesis</w:t>
       </w:r>
     </w:p>
     <w:p>
@@ -2374,7 +2374,7 @@
     </w:p>
     <w:p>
       <w:r>
-        <w:t>Solution: Dysphagia screening prevents pneumonia.</w:t>
+        <w:t>Solution: ✅ Correct Answer: A. Prevent aspiration | 🧠 Clinical Rationale: Dysphagia screening prevents pneumonia. | ❌ Why Not Others? | B — Speed feeding: not the appropriate nursing action here | C — Reduce appetite: not the appropriate nursing action here | D — Save time: not the appropriate nursing action here | ⚠️ Exam Trap: Read the exact question — the correct fact and its look-alike options are easy to interchange. | 💎 PNC Pearl: Prevent aspiration → Dysphagia screening prevents pneumonia</w:t>
       </w:r>
     </w:p>
     <w:p>
@@ -2419,7 +2419,7 @@
     </w:p>
     <w:p>
       <w:r>
-        <w:t>Solution: Projects engage students in purposeful activity.</w:t>
+        <w:t>Solution: ✅ Correct Answer: A. Learning by doing | 🧠 Clinical Rationale: Projects engage students in purposeful activity. | ❌ Why Not Others? | B — Learning by listening: not the appropriate nursing action here | C — Learning by memorising: not the appropriate nursing action here | D — Learning by watching: not the appropriate nursing action here | ⚠️ Exam Trap: Read the exact question — the correct fact and its look-alike options are easy to interchange. | 💎 PNC Pearl: Learning by doing → Projects engage students in purposeful activity</w:t>
       </w:r>
     </w:p>
     <w:p>
@@ -2464,7 +2464,7 @@
     </w:p>
     <w:p>
       <w:r>
-        <w:t>Solution: Excessive pressure injures mucosa.</w:t>
+        <w:t>Solution: ✅ Correct Answer: A. 100-120 mmHg | 🧠 Clinical Rationale: Excessive pressure injures mucosa. | ❌ Why Not Others? | B — 300 mmHg: not the appropriate nursing action here | C — 500 mmHg: not the appropriate nursing action here | D — 20 mmHg: not the appropriate nursing action here | ⚠️ Exam Trap: Don’t confuse "100-120 mmHg" with "20 mmHg" — they look alike and are easy to interchange. | 💎 PNC Pearl: 100-120 mmHg → Excessive pressure injures mucosa</w:t>
       </w:r>
     </w:p>
     <w:p>
@@ -2509,7 +2509,7 @@
     </w:p>
     <w:p>
       <w:r>
-        <w:t>Solution: After the first day, genital, urinary, and breast infections dominate; examine systematically.</w:t>
+        <w:t>Solution: ✅ Correct Answer: A. Endometritis, UTI, or mastitis | 🧠 Clinical Rationale: After the first day, genital, urinary, and breast infections dominate; examine systematically. | ❌ Why Not Others? | B — Dehydration always: not the appropriate nursing action here | C — Physiological: Up to 7-10% weight loss is physiological; more suggests inadequate intake - assess feeding. | D — Diet: INH depletes B6; supplement to prevent neuropathy. | ⚠️ Exam Trap: Read the exact question — the correct fact and its look-alike options are easy to interchange. | 💎 PNC Pearl: Endometritis, UTI, or mastitis → After the first day, genital, urinary, and breast infections dominate; examine systematically</w:t>
       </w:r>
     </w:p>
     <w:p>
@@ -2554,7 +2554,7 @@
     </w:p>
     <w:p>
       <w:r>
-        <w:t>Solution: Full treatment prevents complications.</w:t>
+        <w:t>Solution: ✅ Correct Answer: A. Complete antibiotics and report severe pain | 🧠 Clinical Rationale: Full treatment prevents complications. | ❌ Why Not Others? | B — Stop antibiotics early: not the appropriate nursing action here | C — Skip follow-up: not the appropriate nursing action here | D — Insert objects: not the appropriate nursing action here | ⚠️ Exam Trap: Read the exact question — the correct fact and its look-alike options are easy to interchange. | 💎 PNC Pearl: Complete antibiotics and report severe pain → Full treatment prevents complications</w:t>
       </w:r>
     </w:p>
     <w:p>
@@ -2599,7 +2599,7 @@
     </w:p>
     <w:p>
       <w:r>
-        <w:t>Solution: Treat amblyopia early with patching and correction; screen vision in children.</w:t>
+        <w:t>Solution: ✅ Correct Answer: A. Strabismus and refractive error | 🧠 Clinical Rationale: Treat amblyopia early with patching and correction; screen vision in children. | ❌ Why Not Others? | B — Trauma always: not the appropriate nursing action here | C — Diet: INH depletes B6; supplement to prevent neuropathy. | D — Exercise: Calcium, vitamin D, and fall prevention maintain bone health. | ⚠️ Exam Trap: Read the exact question — the correct fact and its look-alike options are easy to interchange. | 💎 PNC Pearl: Strabismus and refractive error → Treat amblyopia early with patching and correction; screen vision in children</w:t>
       </w:r>
     </w:p>
     <w:p>
@@ -2644,7 +2644,7 @@
     </w:p>
     <w:p>
       <w:r>
-        <w:t>Solution: Schizotypal traits overlap schizophrenia spectrum.</w:t>
+        <w:t>Solution: ✅ Correct Answer: A. Odd beliefs and eccentric behaviour with psychosis risk | 🧠 Clinical Rationale: Schizotypal traits overlap schizophrenia spectrum. | ❌ Why Not Others? | B — Social confidence: not the appropriate nursing action here | C — Diet: INH depletes B6; supplement to prevent neuropathy. | D — Exercise: Calcium, vitamin D, and fall prevention maintain bone health. | ⚠️ Exam Trap: Read the exact question — the correct fact and its look-alike options are easy to interchange. | 💎 PNC Pearl: Odd beliefs and eccentric behaviour with psychosis risk → Schizotypal traits overlap schizophrenia spectrum</w:t>
       </w:r>
     </w:p>
     <w:p>
@@ -2689,7 +2689,7 @@
     </w:p>
     <w:p>
       <w:r>
-        <w:t>Solution: MAM responds to supplementary feeding programmes.</w:t>
+        <w:t>Solution: ✅ Correct Answer: A. Supplementary nutrition and counselling | 🧠 Clinical Rationale: MAM responds to supplementary feeding programmes. | ❌ Why Not Others? | B — Hospitalization always: not the appropriate nursing action here | C — Diet: INH depletes B6; supplement to prevent neuropathy. | D — Climate: NMSA promotes sustainable agriculture. | ⚠️ Exam Trap: Read the exact question — the correct fact and its look-alike options are easy to interchange. | 💎 PNC Pearl: Supplementary nutrition and counselling → MAM responds to supplementary feeding programmes</w:t>
       </w:r>
     </w:p>
     <w:p>
@@ -2734,7 +2734,7 @@
     </w:p>
     <w:p>
       <w:r>
-        <w:t>Solution: Bipolar I usually begins in late teens to 20s.</w:t>
+        <w:t>Solution: ✅ Correct Answer: A. Late adolescence to early adulthood | 🧠 Clinical Rationale: Bipolar I usually begins in late teens to 20s. | ❌ Why Not Others? | B — Childhood always: not the appropriate nursing action here | C — Old age always: not the appropriate nursing action here | D — Infancy: Early detection, medical control, and surgery improve survival. | ⚠️ Exam Trap: Read the exact question — the correct fact and its look-alike options are easy to interchange. | 💎 PNC Pearl: Late adolescence to early adulthood → Bipolar I usually begins in late teens to 20s</w:t>
       </w:r>
     </w:p>
     <w:p>
@@ -2779,7 +2779,7 @@
     </w:p>
     <w:p>
       <w:r>
-        <w:t>Solution: Thiamine deficiency in alcoholics causes confusion, ataxia, and ophthalmoplegia.</w:t>
+        <w:t>Solution: ✅ Correct Answer: A. Thiamine deficiency | 🧠 Clinical Rationale: Thiamine deficiency in alcoholics causes confusion, ataxia, and ophthalmoplegia. | ❌ Why Not Others? | B — Vitamin C deficiency: Scurvy causes bleeding gums, subperiosteal haemorrhage, and pseudoparalysis. | C — Niacin deficiency: Pellagra (dermatitis, diarrhoea, dementia) follows niacin deficiency. | D — Vitamin A excess: not the appropriate nursing action here | ⚠️ Exam Trap: Read the exact question — the correct fact and its look-alike options are easy to interchange. | 💎 PNC Pearl: Thiamine deficiency → in alcoholics causes confusion, ataxia, and ophthalmoplegia</w:t>
       </w:r>
     </w:p>
     <w:p>
@@ -2824,7 +2824,7 @@
     </w:p>
     <w:p>
       <w:r>
-        <w:t>Solution: IDSP (now IHIP) links districts to national surveillance.</w:t>
+        <w:t>Solution: ✅ Correct Answer: A. Early detection of epidemic-prone diseases | 🧠 Clinical Rationale: IDSP (now IHIP) links districts to national surveillance. | ❌ Why Not Others? | B — Billing: not the appropriate nursing action here | C — Diet: INH depletes B6; supplement to prevent neuropathy. | D — Climate: NMSA promotes sustainable agriculture. | ⚠️ Exam Trap: Read the exact question — the correct fact and its look-alike options are easy to interchange. | 💎 PNC Pearl: Early detection of epidemic-prone diseases → IDSP (now IHIP) links districts to national surveillance</w:t>
       </w:r>
     </w:p>
     <w:p>
@@ -2869,7 +2869,7 @@
     </w:p>
     <w:p>
       <w:r>
-        <w:t>Solution: SOPs standardise research and clinical procedures.</w:t>
+        <w:t>Solution: ✅ Correct Answer: A. Standard Operating Procedure | 🧠 Clinical Rationale: SOPs standardise research and clinical procedures. | ❌ Why Not Others? | B — System of Practice: not the appropriate nursing action here | C — Standard Outcome Procedure: not the appropriate nursing action here | D — Scientific Observation Protocol: not the appropriate nursing action here | ⚠️ Exam Trap: Don’t confuse "Standard Operating Procedure" with "Standard Outcome Procedure" — they look alike and are easy to interchange. | 💎 PNC Pearl: Standard Operating Procedure → SOPs standardise research and clinical procedures</w:t>
       </w:r>
     </w:p>
     <w:p>
@@ -2914,7 +2914,7 @@
     </w:p>
     <w:p>
       <w:r>
-        <w:t>Solution: Complications of cirrhosis are serious.</w:t>
+        <w:t>Solution: ✅ Correct Answer: A. Ascites, oesophageal varices, and encephalopathy | 🧠 Clinical Rationale: Complications of cirrhosis are serious. | ❌ Why Not Others? | B — Only appetite: not the appropriate nursing action here | C — Only sleep: not the appropriate nursing action here | D — Nothing: Never induce vomiting after hydrocarbon ingestion — aspiration pneumonia risk; obtain urgent care. | ⚠️ Exam Trap: Read the exact question — the correct fact and its look-alike options are easy to interchange. | 💎 PNC Pearl: Ascites, oesophageal varices, and encephalopathy → Complications of cirrhosis are serious</w:t>
       </w:r>
     </w:p>
     <w:p>
@@ -2959,7 +2959,7 @@
     </w:p>
     <w:p>
       <w:r>
-        <w:t>Solution: Post-ECT monitoring covers recovery from anaesthesia.</w:t>
+        <w:t>Solution: ✅ Correct Answer: A. Vital signs and orientation until fully awake | 🧠 Clinical Rationale: Post-ECT monitoring covers recovery from anaesthesia. | ❌ Why Not Others? | B — Only appetite: not the appropriate nursing action here | C — Only sleep: not the appropriate nursing action here | D — Nothing: Never induce vomiting after hydrocarbon ingestion — aspiration pneumonia risk; obtain urgent care. | ⚠️ Exam Trap: Read the exact question — the correct fact and its look-alike options are easy to interchange. | 💎 PNC Pearl: Vital signs and orientation until fully awake → Post-ECT monitoring covers recovery from anaesthesia</w:t>
       </w:r>
     </w:p>
     <w:p>
@@ -3004,7 +3004,7 @@
     </w:p>
     <w:p>
       <w:r>
-        <w:t>Solution: Ureters carry urine by peristalsis.</w:t>
+        <w:t>Solution: ✅ Correct Answer: A. Ureter | 🧠 Clinical Rationale: Ureters carry urine by peristalsis. | ❌ Why Not Others? | B — Urethra: The urethra drains the bladder. | C — Nephron: Each nephron filters blood and forms urine. | D — Renal artery: not the appropriate nursing action here | ⚠️ Exam Trap: Read the exact question — the correct fact and its look-alike options are easy to interchange. | 💎 PNC Pearl: Ureter → Ureters carry urine by peristalsis</w:t>
       </w:r>
     </w:p>
     <w:p>
@@ -3049,7 +3049,7 @@
     </w:p>
     <w:p>
       <w:r>
-        <w:t>Solution: ASD features social communication deficits and restricted interests; early intervention helps.</w:t>
+        <w:t>Solution: ✅ Correct Answer: A. Neurodevelopmental differences with genetic basis | 🧠 Clinical Rationale: ASD features social communication deficits and restricted interests; early intervention helps. | ❌ Why Not Others? | B — Parenting always: not the appropriate nursing action here | C — Diet always: not the appropriate nursing action here | D — Vaccination: Absence of a scar does not mean no protection; check vaccination records. | ⚠️ Exam Trap: Read the exact question — the correct fact and its look-alike options are easy to interchange. | 💎 PNC Pearl: Neurodevelopmental differences with genetic basis → ASD features social communication deficits and restricted interests; early intervention helps</w:t>
       </w:r>
     </w:p>
     <w:p>
@@ -3094,7 +3094,7 @@
     </w:p>
     <w:p>
       <w:r>
-        <w:t>Solution: Hypothermia requires active warming.</w:t>
+        <w:t>Solution: ✅ Correct Answer: A. Warm and monitor vital signs | 🧠 Clinical Rationale: Hypothermia requires active warming. | ❌ Why Not Others? | B — Cool: Compensatory shock: tachycardia, vasoconstriction, oliguria, and normal/low BP; BP drops only in decompensa... | C — Active: Protein binding reduces the free fraction; displacement raises toxicity risk. | D — Unmonitored: not the appropriate nursing action here | ⚠️ Exam Trap: Read the exact question — the correct fact and its look-alike options are easy to interchange. | 💎 PNC Pearl: Warm and monitor vital signs → Hypothermia requires active warming</w:t>
       </w:r>
     </w:p>
     <w:p>
@@ -3139,7 +3139,7 @@
     </w:p>
     <w:p>
       <w:r>
-        <w:t>Solution: Rifampicin colours body fluids orange-red.</w:t>
+        <w:t>Solution: ✅ Correct Answer: A. Rifampicin | 🧠 Clinical Rationale: Rifampicin colours body fluids orange-red. | ❌ Why Not Others? | B — Isoniazid: Causes peripheral neuropathy; pyridoxine prevents it. — not the first | C — Ethambutol: Causes optic neuritis and colour vision changes. — not the first | D — Pyrazinamide: Raises uric acid and may cause gout. — not the first | ⚠️ Exam Trap: Read the exact question — the correct fact and its look-alike options are easy to interchange. | 💎 PNC Pearl: Rifampicin = the first</w:t>
       </w:r>
     </w:p>
     <w:p>
@@ -3184,7 +3184,7 @@
     </w:p>
     <w:p>
       <w:r>
-        <w:t>Solution: High-fibre diet prevents diverticular disease.</w:t>
+        <w:t>Solution: ✅ Correct Answer: A. Low fibre diet | 🧠 Clinical Rationale: High-fibre diet prevents diverticular disease. | ❌ Why Not Others? | B — Excess fibre: not the appropriate nursing action here | C — Diet only: not the appropriate nursing action here | D — Genetics: Diet and heredity drive LDL; statins and lifestyle lower it. | ⚠️ Exam Trap: Read the exact question — the correct fact and its look-alike options are easy to interchange. | 💎 PNC Pearl: Low fibre diet → High-fibre diet prevents diverticular disease</w:t>
       </w:r>
     </w:p>
     <w:p>
@@ -3229,7 +3229,7 @@
     </w:p>
     <w:p>
       <w:r>
-        <w:t>Solution: Beta cells release insulin to lower glucose.</w:t>
+        <w:t>Solution: ✅ Correct Answer: A. Insulin | 🧠 Clinical Rationale: Beta cells release insulin to lower glucose. | ❌ Why Not Others? | B — Glucagon: From alpha cells raises blood glucose. | C — Bile: Post-op complications need monitoring. | D — Pepsin: not the appropriate nursing action here | ⚠️ Exam Trap: Read the exact question — the correct fact and its look-alike options are easy to interchange. | 💎 PNC Pearl: Insulin → Beta cells release to lower glucose</w:t>
       </w:r>
     </w:p>
     <w:p>
@@ -3274,7 +3274,7 @@
     </w:p>
     <w:p>
       <w:r>
-        <w:t>Solution: Support services and staffing protect staff.</w:t>
+        <w:t>Solution: ✅ Correct Answer: A. High workload and critical events | 🧠 Clinical Rationale: Support services and staffing protect staff. | ❌ Why Not Others? | B — Short shifts: not the appropriate nursing action here | C — Good support: not the appropriate nursing action here | D — Diet: INH depletes B6; supplement to prevent neuropathy. | ⚠️ Exam Trap: Read the exact question — the correct fact and its look-alike options are easy to interchange. | 💎 PNC Pearl: High workload and critical events → Support services and staffing protect staff</w:t>
       </w:r>
     </w:p>
     <w:p>
@@ -3319,7 +3319,7 @@
     </w:p>
     <w:p>
       <w:r>
-        <w:t>Solution: Discoloured stomas need urgent review.</w:t>
+        <w:t>Solution: ✅ Correct Answer: A. Ischaemia or necrosis | 🧠 Clinical Rationale: Discoloured stomas need urgent review. | ❌ Why Not Others? | B — Normal healing: not the appropriate nursing action here | C — Infection: Loss of immunoglobulins predisposes to peritonitis and cellulitis; also watch thrombosis. | D — Allergy: Screening prevents anaphylaxis; also send cultures before starting therapy. | ⚠️ Exam Trap: Read the exact question — the correct fact and its look-alike options are easy to interchange. | 💎 PNC Pearl: Ischaemia or necrosis → Discoloured stomas need urgent review</w:t>
       </w:r>
     </w:p>
     <w:p>
@@ -3364,7 +3364,7 @@
     </w:p>
     <w:p>
       <w:r>
-        <w:t>Solution: Early recognition prevents severe reactions.</w:t>
+        <w:t>Solution: ✅ Correct Answer: A. Early signs of airway and skin involvement | 🧠 Clinical Rationale: Early recognition prevents severe reactions. | ❌ Why Not Others? | B — Only appetite: not the appropriate nursing action here | C — Only sleep: not the appropriate nursing action here | D — Nothing: Never induce vomiting after hydrocarbon ingestion — aspiration pneumonia risk; obtain urgent care. | ⚠️ Exam Trap: Read the exact question — the correct fact and its look-alike options are easy to interchange. | 💎 PNC Pearl: Early signs of airway and skin involvement → Early recognition prevents severe reactions</w:t>
       </w:r>
     </w:p>
     <w:p>
@@ -3409,7 +3409,7 @@
     </w:p>
     <w:p>
       <w:r>
-        <w:t>Solution: Structured, gradual limits reduce ritual behaviour.</w:t>
+        <w:t>Solution: ✅ Correct Answer: A. While gradually limiting them with a contract | 🧠 Clinical Rationale: Structured, gradual limits reduce ritual behaviour. | ❌ Why Not Others? | B — Unlimited time forever: not the appropriate nursing action here | C — No time at all: not the appropriate nursing action here | D — Only during the night: not the appropriate nursing action here | ⚠️ Exam Trap: Read the exact question — the correct fact and its look-alike options are easy to interchange. | 💎 PNC Pearl: While gradually limiting them with a contract → Structured, gradual limits reduce ritual behaviour</w:t>
       </w:r>
     </w:p>
     <w:p>
@@ -3454,7 +3454,7 @@
     </w:p>
     <w:p>
       <w:r>
-        <w:t>Solution: CHT is the most common preventable cause of intellectual disability and is screened routinely.</w:t>
+        <w:t>Solution: ✅ Correct Answer: A. Congenital hypothyroidism | 🧠 Clinical Rationale: CHT is the most common preventable cause of intellectual disability and is screened routinely. | ❌ Why Not Others? | B — Galactosaemia: not the appropriate nursing action here | C — Maple syrup urine disease: not the appropriate nursing action here | D — Cystic fibrosis: not the appropriate nursing action here | ⚠️ Exam Trap: Read the exact question — the correct fact and its look-alike options are easy to interchange. | 💎 PNC Pearl: Congenital hypothyroidism → CHT is the most common preventable cause of intellectual disability and is screened routinely</w:t>
       </w:r>
     </w:p>
     <w:p>
@@ -3499,7 +3499,7 @@
     </w:p>
     <w:p>
       <w:r>
-        <w:t>Solution: Liver injury signs need prompt attention.</w:t>
+        <w:t>Solution: ✅ Correct Answer: A. Jaundice and dark urine | 🧠 Clinical Rationale: Liver injury signs need prompt attention. | ❌ Why Not Others? | B — Constipation: Opioids slow GI motility; prophylactic stool softeners and fluids are routine. | C — Weight loss only: not the appropriate nursing action here | D — Increased appetite: PTSD: re-experiencing, avoidance, hyperarousal, and negative mood after trauma — not euphoria. | ⚠️ Exam Trap: Read the exact question — the correct fact and its look-alike options are easy to interchange. | 💎 PNC Pearl: Jaundice and dark urine → Liver injury signs need prompt attention</w:t>
       </w:r>
     </w:p>
     <w:p>
@@ -3544,7 +3544,7 @@
     </w:p>
     <w:p>
       <w:r>
-        <w:t>Solution: Fat is the most energy-dense nutrient at 9 kcal/g.</w:t>
+        <w:t>Solution: ✅ Correct Answer: A. 9 kcal per gram | 🧠 Clinical Rationale: Fat is the most energy-dense nutrient at 9 kcal/g. | ❌ Why Not Others? | B — 4 kcal per gram: Carbohydrates and proteins provide 4 kcal/g; fats provide 9 kcal/g. | C — 7 kcal per gram: not the appropriate nursing action here | D — 3 kcal per gram: not the appropriate nursing action here | ⚠️ Exam Trap: Don’t confuse "9 kcal per gram" with "4 kcal per gram" — they look alike and are easy to interchange. | 💎 PNC Pearl: 9 kcal per gram → Fat is the most energy-dense nutrient at 9 kcal/g</w:t>
       </w:r>
     </w:p>
     <w:p>
@@ -3589,7 +3589,7 @@
     </w:p>
     <w:p>
       <w:r>
-        <w:t>Solution: The sinoatrial node in the right atrium initiates each heartbeat (60–100 bpm).</w:t>
+        <w:t>Solution: ✅ Correct Answer: A. SA node | 🧠 Clinical Rationale: The sinoatrial node in the right atrium initiates each heartbeat (60–100 bpm). | ❌ Why Not Others? | B — AV node: not the appropriate nursing action here | C — Bundle of His: The conduction pathway delivers impulses to the ventricles. | D — Purkinje fibres: The conduction pathway delivers impulses to the ventricles. | ⚠️ Exam Trap: Read the exact question — the correct fact and its look-alike options are easy to interchange. | 💎 PNC Pearl: SA node → The sinoatrial node in the right atrium initiates each heartbeat (60–100 bpm)</w:t>
       </w:r>
     </w:p>
     <w:p>
@@ -3634,7 +3634,7 @@
     </w:p>
     <w:p>
       <w:r>
-        <w:t>Solution: The inner wrist senses comfortable warmth.</w:t>
+        <w:t>Solution: ✅ Correct Answer: A. Inner wrist or elbow | 🧠 Clinical Rationale: The inner wrist senses comfortable warmth. | ❌ Why Not Others? | B — Fingers: RA causes characteristic hand deformities; osteoarthritis gives Heberden nodes. | C — Lips: not the appropriate nursing action here | D — Thermometer in the tub: not the appropriate nursing action here | ⚠️ Exam Trap: Read the exact question — the correct fact and its look-alike options are easy to interchange. | 💎 PNC Pearl: Inner wrist or elbow → The inner wrist senses comfortable warmth</w:t>
       </w:r>
     </w:p>
     <w:p>
@@ -3679,7 +3679,7 @@
     </w:p>
     <w:p>
       <w:r>
-        <w:t>Solution: Hydration and timing away from antacids prevent crystalluria.</w:t>
+        <w:t>Solution: ✅ Correct Answer: A. Drink plenty of water and avoid antacids with it | 🧠 Clinical Rationale: Hydration and timing away from antacids prevent crystalluria. | ❌ Why Not Others? | B — Take with milk: not the appropriate nursing action here | C — Double the dose: not the appropriate nursing action here | D — Stop for fever: not the appropriate nursing action here | ⚠️ Exam Trap: Read the exact question — the correct fact and its look-alike options are easy to interchange. | 💎 PNC Pearl: Drink plenty of water and avoid antacids with it → Hydration and timing away from antacids prevent crystalluria</w:t>
       </w:r>
     </w:p>
     <w:p>
@@ -3724,7 +3724,7 @@
     </w:p>
     <w:p>
       <w:r>
-        <w:t>Solution: Skinner studied reinforcement of behaviour.</w:t>
+        <w:t>Solution: ✅ Correct Answer: A. B.F. Skinner | 🧠 Clinical Rationale: Skinner studied reinforcement of behaviour. | ❌ Why Not Others? | B — Ivan Pavlov: Pavlov's dog experiments demonstrated stimulus-response learning. | C — Carl Jung: not the appropriate nursing action here | D — William James: not the appropriate nursing action here | ⚠️ Exam Trap: Read the exact question — the correct fact and its look-alike options are easy to interchange. | 💎 PNC Pearl: B.F. Skinner → Skinner studied reinforcement of behaviour</w:t>
       </w:r>
     </w:p>
     <w:p>
@@ -3769,7 +3769,7 @@
     </w:p>
     <w:p>
       <w:r>
-        <w:t>Solution: Strain between goals and means produces innovation, retreat, or rebellion.</w:t>
+        <w:t>Solution: ✅ Correct Answer: A. A response to blocked legitimate goals | 🧠 Clinical Rationale: Strain between goals and means produces innovation, retreat, or rebellion. | ❌ Why Not Others? | B — Inherited behaviour: not the appropriate nursing action here | C — Mental illness always: not the appropriate nursing action here | D — Random acts: not the appropriate nursing action here | ⚠️ Exam Trap: Read the exact question — the correct fact and its look-alike options are easy to interchange. | 💎 PNC Pearl: A response to blocked legitimate goals → Strain between goals and means produces innovation, retreat, or rebellion</w:t>
       </w:r>
     </w:p>
     <w:p>
@@ -3814,7 +3814,7 @@
     </w:p>
     <w:p>
       <w:r>
-        <w:t>Solution: School programmes and tobacco-free policies prevent initiation.</w:t>
+        <w:t>Solution: ✅ Correct Answer: A. Peer influence and advertisement | 🧠 Clinical Rationale: School programmes and tobacco-free policies prevent initiation. | ❌ Why Not Others? | B — Genetics always: not the appropriate nursing action here | C — Diet: INH depletes B6; supplement to prevent neuropathy. | D — Exercise: Calcium, vitamin D, and fall prevention maintain bone health. | ⚠️ Exam Trap: Read the exact question — the correct fact and its look-alike options are easy to interchange. | 💎 PNC Pearl: Peer influence and advertisement → School programmes and tobacco-free policies prevent initiation</w:t>
       </w:r>
     </w:p>
     <w:p>
@@ -3859,7 +3859,7 @@
     </w:p>
     <w:p>
       <w:r>
-        <w:t>Solution: The loop establishes the medullary osmotic gradient.</w:t>
+        <w:t>Solution: ✅ Correct Answer: A. Concentrate urine via countercurrent exchange | 🧠 Clinical Rationale: The loop establishes the medullary osmotic gradient. | ❌ Why Not Others? | B — Filter blood: The spleen filters blood and stores platelets. | C — Secrete renin: not the appropriate nursing action here | D — Reabsorb glucose: not the appropriate nursing action here | ⚠️ Exam Trap: Read the exact question — the correct fact and its look-alike options are easy to interchange. | 💎 PNC Pearl: Concentrate urine via countercurrent exchange → The loop establishes the medullary osmotic gradient</w:t>
       </w:r>
     </w:p>
     <w:p>
@@ -3904,7 +3904,7 @@
     </w:p>
     <w:p>
       <w:r>
-        <w:t>Solution: Falling death rates while births stayed high drove rapid growth.</w:t>
+        <w:t>Solution: ✅ Correct Answer: A. Declining mortality with high birth rates | 🧠 Clinical Rationale: Falling death rates while births stayed high drove rapid growth. | ❌ Why Not Others? | B — Immigration: not the appropriate nursing action here | C — Emigration: not the appropriate nursing action here | D — Genetics: Diet and heredity drive LDL; statins and lifestyle lower it. | ⚠️ Exam Trap: Read the exact question — the correct fact and its look-alike options are easy to interchange. | 💎 PNC Pearl: Declining mortality with high birth rates → Falling death rates while births stayed high drove rapid growth</w:t>
       </w:r>
     </w:p>
     <w:p>
@@ -3949,7 +3949,7 @@
     </w:p>
     <w:p>
       <w:r>
-        <w:t>Solution: Elevation relieves abdominal pressure and aids breathing.</w:t>
+        <w:t>Solution: ✅ Correct Answer: A. High Fowler's position | 🧠 Clinical Rationale: Elevation relieves abdominal pressure and aids breathing. | ❌ Why Not Others? | B — Flat supine: Leg elevation improves venous return; loosen tight clothing and monitor. | C — Prone position: not the appropriate nursing action here | D — Trendelenburg position: not the appropriate nursing action here | ⚠️ Exam Trap: Read the exact question — the correct fact and its look-alike options are easy to interchange. | 💎 PNC Pearl: High Fowler's position → Elevation relieves abdominal pressure and aids breathing</w:t>
       </w:r>
     </w:p>
     <w:p>
@@ -3994,7 +3994,7 @@
     </w:p>
     <w:p>
       <w:r>
-        <w:t>Solution: 121°C at 15 psi for 15-20 minutes sterilises.</w:t>
+        <w:t>Solution: ✅ Correct Answer: A. 121°C for 15-20 minutes at 15 psi | 🧠 Clinical Rationale: 121°C at 15 psi for 15-20 minutes sterilises. | ❌ Why Not Others? | B — 60°C for 5 minutes: not the appropriate nursing action here | C — 100°C for 1 minute: not the appropriate nursing action here | D — 37°C overnight: not the appropriate nursing action here | ⚠️ Exam Trap: Don’t confuse "121°C for 15-20 minutes at 15 psi" with "60°C for 5 minutes" — they look alike and are easy to interchange. | 💎 PNC Pearl: 121°C for 15-20 minutes at 15 psi → 121°C at 15 psi for 15-20 minutes sterilises</w:t>
       </w:r>
     </w:p>
     <w:p>
@@ -4039,7 +4039,7 @@
     </w:p>
     <w:p>
       <w:r>
-        <w:t>Solution: Maintain the cold chain and recall defaulters.</w:t>
+        <w:t>Solution: ✅ Correct Answer: A. Missed doses and cold chain breaks | 🧠 Clinical Rationale: Maintain the cold chain and recall defaulters. | ❌ Why Not Others? | B — Vaccine inefficacy always: not the appropriate nursing action here | C — Diet: INH depletes B6; supplement to prevent neuropathy. | D — Exercise: Calcium, vitamin D, and fall prevention maintain bone health. | ⚠️ Exam Trap: Read the exact question — the correct fact and its look-alike options are easy to interchange. | 💎 PNC Pearl: Missed doses and cold chain breaks → Maintain the cold chain and recall defaulters</w:t>
       </w:r>
     </w:p>
     <w:p>
@@ -4084,7 +4084,7 @@
     </w:p>
     <w:p>
       <w:r>
-        <w:t>Solution: NRCs provide medical and nutritional care for SAM children.</w:t>
+        <w:t>Solution: ✅ Correct Answer: A. Children with severe acute malnutrition | 🧠 Clinical Rationale: NRCs provide medical and nutritional care for SAM children. | ❌ Why Not Others? | B — Only obese children: not the appropriate nursing action here | C — Only premature babies: not the appropriate nursing action here | D — Only adults: not the appropriate nursing action here | ⚠️ Exam Trap: Read the exact question — the correct fact and its look-alike options are easy to interchange. | 💎 PNC Pearl: Children with severe acute malnutrition → NRCs provide medical and nutritional care for SAM children</w:t>
       </w:r>
     </w:p>
     <w:p>
@@ -4129,7 +4129,7 @@
     </w:p>
     <w:p>
       <w:r>
-        <w:t>Solution: LaQshya certifies labour rooms for quality care.</w:t>
+        <w:t>Solution: ✅ Correct Answer: A. Labour room and maternity OT quality improvement | 🧠 Clinical Rationale: LaQshya certifies labour rooms for quality care. | ❌ Why Not Others? | B — School health: not the appropriate nursing action here | C — Water sanitation: not the appropriate nursing action here | D — Vaccine storage: not the appropriate nursing action here | ⚠️ Exam Trap: Read the exact question — the correct fact and its look-alike options are easy to interchange. | 💎 PNC Pearl: Labour room and maternity OT quality improvement → LaQshya certifies labour rooms for quality care</w:t>
       </w:r>
     </w:p>
     <w:p>
@@ -4174,7 +4174,7 @@
     </w:p>
     <w:p>
       <w:r>
-        <w:t>Solution: KIRAN (1800-599-0019) is a 24x7 mental health rehabilitation helpline.</w:t>
+        <w:t>Solution: ✅ Correct Answer: A. 24x7 mental health support in multiple languages | 🧠 Clinical Rationale: KIRAN (1800-599-0019) is a 24x7 mental health rehabilitation helpline. | ❌ Why Not Others? | B — Ambulance service: not the appropriate nursing action here | C — Medicine delivery: not the appropriate nursing action here | D — Lab testing: not the appropriate nursing action here | ⚠️ Exam Trap: Read the exact question — the correct fact and its look-alike options are easy to interchange. | 💎 PNC Pearl: 24x7 mental health support in multiple languages → KIRAN (1800-599-0019) is a 24x7 mental health rehabilitation helpline</w:t>
       </w:r>
     </w:p>
     <w:p>
@@ -4219,7 +4219,7 @@
     </w:p>
     <w:p>
       <w:r>
-        <w:t>Solution: ASHAs and other CHWs link communities to services.</w:t>
+        <w:t>Solution: ✅ Correct Answer: A. Community Health Worker | 🧠 Clinical Rationale: ASHAs and other CHWs link communities to services. | ❌ Why Not Others? | B — Central Hospital Ward: not the appropriate nursing action here | C — Child Health Week: not the appropriate nursing action here | D — Community Health Ward: not the appropriate nursing action here | ⚠️ Exam Trap: Don’t confuse "Community Health Worker" with "Community Health Ward" — they look alike and are easy to interchange. | 💎 PNC Pearl: Community Health Worker → ASHAs and other CHWs link communities to services</w:t>
       </w:r>
     </w:p>
     <w:p>
@@ -4264,7 +4264,7 @@
     </w:p>
     <w:p>
       <w:r>
-        <w:t>Solution: RBSK (2013) screens children aged 0-18 for the 4 Ds.</w:t>
+        <w:t>Solution: ✅ Correct Answer: A. Children for 4 Ds — defects, diseases, deficiencies, and developmental delays | 🧠 Clinical Rationale: RBSK (2013) screens children aged 0-18 for the 4 Ds. | ❌ Why Not Others? | B — Only adults: not the appropriate nursing action here | C — Only pregnant women: not the appropriate nursing action here | D — Only the elderly: not the appropriate nursing action here | ⚠️ Exam Trap: Read the exact question — the correct fact and its look-alike options are easy to interchange. | 💎 PNC Pearl: Children for 4 Ds — defects, diseases, deficiencies, and developmental delays → RBSK (2013) screens children aged 0-18 for the 4 Ds</w:t>
       </w:r>
     </w:p>
     <w:p>
@@ -4309,7 +4309,7 @@
     </w:p>
     <w:p>
       <w:r>
-        <w:t>Solution: RKSK addresses adolescent health including nutrition, SRH, and mental health.</w:t>
+        <w:t>Solution: ✅ Correct Answer: A. Adolescents 10–19 years | 🧠 Clinical Rationale: RKSK addresses adolescent health including nutrition, SRH, and mental health. | ❌ Why Not Others? | B — Children under 5: Wilms' tumour is the most common renal malignancy of childhood; do not palpate the abdomen firmly (rupture... | C — Pregnant women: Janani Express/108 provide transport for institutional delivery and emergencies. | D — Elderly: Avoiding Beers-list drugs reduces harm in older adults. | ⚠️ Exam Trap: Read the exact question — the correct fact and its look-alike options are easy to interchange. | 💎 PNC Pearl: Adolescents 10–19 years → RKSK addresses adolescent health including nutrition, SRH, and mental health</w:t>
       </w:r>
     </w:p>
     <w:p>
@@ -4354,7 +4354,7 @@
     </w:p>
     <w:p>
       <w:r>
-        <w:t>Solution: OCPs are daily hormonal contraceptives.</w:t>
+        <w:t>Solution: ✅ Correct Answer: A. Oral Contraceptive Pill | 🧠 Clinical Rationale: OCPs are daily hormonal contraceptives. | ❌ Why Not Others? | B — Outpatient Care Programme: not the appropriate nursing action here | C — Obstetric Care Plan: not the appropriate nursing action here | D — Oral Calcium Preparation: not the appropriate nursing action here | ⚠️ Exam Trap: Read the exact question — the correct fact and its look-alike options are easy to interchange. | 💎 PNC Pearl: Oral Contraceptive Pill → OCPs are daily hormonal contraceptives</w:t>
       </w:r>
     </w:p>
     <w:p>
@@ -4399,7 +4399,7 @@
     </w:p>
     <w:p>
       <w:r>
-        <w:t>Solution: KMC involves skin-to-skin contact and breastfeeding.</w:t>
+        <w:t>Solution: ✅ Correct Answer: A. Kangaroo Mother Care | 🧠 Clinical Rationale: KMC involves skin-to-skin contact and breastfeeding. | ❌ Why Not Others? | B — Kinetic Muscle Care: not the appropriate nursing action here | C — Kidney Monitoring Clinic: not the appropriate nursing action here | D — Knowledge Management Centre: not the appropriate nursing action here | ⚠️ Exam Trap: Read the exact question — the correct fact and its look-alike options are easy to interchange. | 💎 PNC Pearl: Kangaroo Mother Care → KMC involves skin-to-skin contact and breastfeeding</w:t>
       </w:r>
     </w:p>
     <w:p>
@@ -4444,7 +4444,7 @@
     </w:p>
     <w:p>
       <w:r>
-        <w:t>Solution: PHCs serve ~30,000 people in plains areas.</w:t>
+        <w:t>Solution: ✅ Correct Answer: A. 30,000 (plains) | 🧠 Clinical Rationale: PHCs serve ~30,000 people in plains areas. | ❌ Why Not Others? | B — 5,000: Each sub-centre covers about 5,000 people (3,000 in tribal areas). | C — 1,00,000: MMR measures maternal deaths per 1,00,000 live births. | D — 1,000: CDR = total deaths / mid-year population x 1,000. | ⚠️ Exam Trap: Read the exact question — the correct fact and its look-alike options are easy to interchange. | 💎 PNC Pearl: 30,000 (plains) → PHCs serve ~30,000 people in plains areas</w:t>
       </w:r>
     </w:p>
     <w:p>
@@ -4489,7 +4489,7 @@
     </w:p>
     <w:p>
       <w:r>
-        <w:t>Solution: IMNCI integrates assessment, classification, and treatment of common childhood illnesses.</w:t>
+        <w:t>Solution: ✅ Correct Answer: A. Integrated Management of Neonatal and Childhood Illness approach | 🧠 Clinical Rationale: IMNCI integrates assessment, classification, and treatment of common childhood illnesses. | ❌ Why Not Others? | B — Only temperature check: not the appropriate nursing action here | C — Only weight check: not the appropriate nursing action here | D — Only cough check: not the appropriate nursing action here | ⚠️ Exam Trap: Read the exact question — the correct fact and its look-alike options are easy to interchange. | 💎 PNC Pearl: Integrated Management of Neonatal and Childhood Illness approach → IMNCI integrates assessment, classification, and treatment of common childhood illnesses</w:t>
       </w:r>
     </w:p>
     <w:p>
@@ -4534,7 +4534,7 @@
     </w:p>
     <w:p>
       <w:r>
-        <w:t>Solution: Dakshata improves quality of care during childbirth.</w:t>
+        <w:t>Solution: ✅ Correct Answer: A. Strengthen intrapartum care in labour rooms | 🧠 Clinical Rationale: Dakshata improves quality of care during childbirth. | ❌ Why Not Others? | B — Improve school attendance: not the appropriate nursing action here | C — Provide pensions: not the appropriate nursing action here | D — Build roads: not the appropriate nursing action here | ⚠️ Exam Trap: Read the exact question — the correct fact and its look-alike options are easy to interchange. | 💎 PNC Pearl: Strengthen intrapartum care in labour rooms → Dakshata improves quality of care during childbirth</w:t>
       </w:r>
     </w:p>
     <w:p>
@@ -4579,7 +4579,7 @@
     </w:p>
     <w:p>
       <w:r>
-        <w:t>Solution: The MCP card tracks antenatal and child health records.</w:t>
+        <w:t>Solution: ✅ Correct Answer: A. Mother and Child Protection card | 🧠 Clinical Rationale: The MCP card tracks antenatal and child health records. | ❌ Why Not Others? | B — Medical Care Programme card: not the appropriate nursing action here | C — Maternity Certificate Plan card: not the appropriate nursing action here | D — Mother and Child Programme card: not the appropriate nursing action here | ⚠️ Exam Trap: Don’t confuse "Mother and Child Protection card" with "Mother and Child Programme card" — they look alike and are easy to interchange. | 💎 PNC Pearl: Mother and Child Protection card → The MCP card tracks antenatal and child health records</w:t>
       </w:r>
     </w:p>
     <w:p>
@@ -4624,7 +4624,7 @@
     </w:p>
     <w:p>
       <w:r>
-        <w:t>Solution: AMB uses 6 interventions including IFA and deworming.</w:t>
+        <w:t>Solution: ✅ Correct Answer: A. Iron-folic acid supplementation and deworming | 🧠 Clinical Rationale: AMB uses 6 interventions including IFA and deworming. | ❌ Why Not Others? | B — Only blood transfusion: not the appropriate nursing action here | C — Only dietary advice: not the appropriate nursing action here | D — Only hospitalisation: not the appropriate nursing action here | ⚠️ Exam Trap: Read the exact question — the correct fact and its look-alike options are easy to interchange. | 💎 PNC Pearl: Iron-folic acid supplementation and deworming → AMB uses 6 interventions including IFA and deworming</w:t>
       </w:r>
     </w:p>
     <w:p>
@@ -4669,7 +4669,7 @@
     </w:p>
     <w:p>
       <w:r>
-        <w:t>Solution: NP-NCD screens for common NCDs at facilities.</w:t>
+        <w:t>Solution: ✅ Correct Answer: A. Diabetes, hypertension, and cancer screening | 🧠 Clinical Rationale: NP-NCD screens for common NCDs at facilities. | ❌ Why Not Others? | B — Only infectious diseases: not the appropriate nursing action here | C — Only accidents: not the appropriate nursing action here | D — Only dental care: not the appropriate nursing action here | ⚠️ Exam Trap: Read the exact question — the correct fact and its look-alike options are easy to interchange. | 💎 PNC Pearl: Diabetes, hypertension, and cancer screening → NP-NCD screens for common NCDs at facilities</w:t>
       </w:r>
     </w:p>
     <w:p>
@@ -4714,7 +4714,7 @@
     </w:p>
     <w:p>
       <w:r>
-        <w:t>Solution: NPPA caps prices of scheduled essential medicines.</w:t>
+        <w:t>Solution: ✅ Correct Answer: A. Ceiling prices of essential medicines | 🧠 Clinical Rationale: NPPA caps prices of scheduled essential medicines. | ❌ Why Not Others? | B — Doctor fees: not the appropriate nursing action here | C — Hospital rents: not the appropriate nursing action here | D — Ambulance fares: not the appropriate nursing action here | ⚠️ Exam Trap: Read the exact question — the correct fact and its look-alike options are easy to interchange. | 💎 PNC Pearl: Ceiling prices of essential medicines → NPPA caps prices of scheduled essential medicines</w:t>
       </w:r>
     </w:p>
     <w:p>
@@ -4759,7 +4759,7 @@
     </w:p>
     <w:p>
       <w:r>
-        <w:t>Solution: The Phrygian cap mascot, 'Phryge', represented the Games.</w:t>
+        <w:t>Solution: ✅ Correct Answer: A. Phryge | 📰 Why: The Phrygian cap mascot, 'Phryge', represented the Games. | ❌ Why Not Others? | B — Miraitowa: not the correct fact here | C — Vinicius: not the correct fact here | D — Bing Dwen Dwen: not the correct fact here | ⚠️ Exam Trap: Read the exact question — the correct fact and its look-alike options are easy to interchange. | 💎 PNC CA Pearl: Phryge → The Phrygian cap mascot, ' ', represented the Games</w:t>
       </w:r>
     </w:p>
     <w:p>
@@ -4804,7 +4804,7 @@
     </w:p>
     <w:p>
       <w:r>
-        <w:t>Solution: Levers balance moments about a fulcrum.</w:t>
+        <w:t>Solution: ✅ Correct Answer: A. Moments (turning effect of force) | 🧠 Explanation: Levers balance moments about a fulcrum. | ❌ Why Not Others? | B — Inertia: Objects resist change in motion (inertia). | C — Friction: Resists relative motion of surfaces. | D — Gravity: not the correct fact here | ⚠️ Exam Trap: Read the exact question — the correct fact and its look-alike options are easy to interchange. | 💎 PNC GK Pearl: Moments (turning effect of force) → Levers balance moments about a fulcrum</w:t>
       </w:r>
     </w:p>
     <w:p>
@@ -4849,7 +4849,7 @@
     </w:p>
     <w:p>
       <w:r>
-        <w:t>Solution: The nucleus contains DNA and directs cell activities.</w:t>
+        <w:t>Solution: ✅ Correct Answer: A. Nucleus | 🧠 Explanation: The nucleus contains DNA and directs cell activities. | ❌ Why Not Others? | B — Cytoplasm: not the correct fact here | C — Cell membrane: not the correct fact here | D — Vacuole: not the correct fact here | ⚠️ Exam Trap: Read the exact question — the correct fact and its look-alike options are easy to interchange. | 💎 PNC GK Pearl: Nucleus → contains DNA and directs cell activities</w:t>
       </w:r>
     </w:p>
     <w:p>
@@ -4894,7 +4894,7 @@
     </w:p>
     <w:p>
       <w:r>
-        <w:t>Solution: MLS University is in Udaipur.</w:t>
+        <w:t>Solution: ✅ Correct Answer: A. Udaipur | 🧠 Explanation: MLS University is in Udaipur. | ❌ Why Not Others? | B — Jaipur: Jaipur = Sawai Man Singh II — not the correct location | C — Jodhpur: Jodhpur = Blue City — not the correct location | D — Ajmer: The famous Sufi shrine of Khwaja Moinuddin Chishti is in Ajmer. — not the correct location | ⚠️ Exam Trap: Read the exact question — the correct fact and its look-alike options are easy to interchange. | 💎 PNC GK Pearl: MLS University is in Udaipur.</w:t>
       </w:r>
     </w:p>
     <w:p>
@@ -4939,7 +4939,7 @@
     </w:p>
     <w:p>
       <w:r>
-        <w:t>Solution: Tagore composed 'Jana Gana Mana'; 'Vande Mataram' was by Bankim Chandra.</w:t>
+        <w:t>Solution: ✅ Correct Answer: A. Rabindranath Tagore | 🧠 Explanation: Tagore composed 'Jana Gana Mana'; 'Vande Mataram' was by Bankim Chandra. | ❌ Why Not Others? | B — Bankim Chandra Chattopadhyay: 'Vande Mataram' is from Bankim's novel Anandamath. | C — Sarojini Naidu: not the correct fact here | D — Subhash Chandra Bose: Netaji coined 'Jai Hind', adopted by the armed forces. | ⚠️ Exam Trap: Read the exact question — the correct fact and its look-alike options are easy to interchange. | 💎 PNC GK Pearl: Rabindranath Tagore → Tagore composed 'Jana Gana Mana'; 'Vande Mataram' was by Bankim Chandra</w:t>
       </w:r>
     </w:p>
     <w:p>
@@ -4984,7 +4984,7 @@
     </w:p>
     <w:p>
       <w:r>
-        <w:t>Solution: Rajasthan elects 10 members to the Rajya Sabha.</w:t>
+        <w:t>Solution: ✅ Correct Answer: A. 10 | 🧠 Clinical Rationale: Rajasthan elects 10 members to the Rajya Sabha. | ❌ Why Not Others? | B — 25: Rajasthan has 25 Lok Sabha seats. | C — 5: not the appropriate nursing action here | D — 15: not the appropriate nursing action here | ⚠️ Exam Trap: Read the exact question — the correct fact and its look-alike options are easy to interchange. | 💎 PNC Pearl: 10 → Rajasthan elects members to the Rajya Sabha</w:t>
       </w:r>
     </w:p>
     <w:p>
@@ -5029,7 +5029,7 @@
     </w:p>
     <w:p>
       <w:r>
-        <w:t>Solution: Rohida is the state flower of Rajasthan.</w:t>
+        <w:t>Solution: ✅ Correct Answer: A. Rohida (Tecomella undulata) | 📰 Why: Rohida is the state flower of Rajasthan. | ❌ Why Not Others? | B — Lotus: not the correct fact here | C — Rose: not the correct fact here | D — Sunflower: not the correct fact here | ⚠️ Exam Trap: Read the exact question — the correct fact and its look-alike options are easy to interchange. | 💎 PNC CA Pearl: Rohida (Tecomella undulata) → Rohida is the state flower of Rajasthan</w:t>
       </w:r>
     </w:p>
     <w:p>
@@ -5074,7 +5074,7 @@
     </w:p>
     <w:p>
       <w:r>
-        <w:t>Solution: The IGNP starts at Harike barrage.</w:t>
+        <w:t>Solution: ✅ Correct Answer: A. Harike barrage | 🧠 Explanation: The IGNP starts at Harike barrage. | ❌ Why Not Others? | B — Bhakra: not the correct fact here | C — Ferozepur: The Gang Canal draws Sutlej water. | D — Madhopur: Ranthambore Fort stands in Sawai Madhopur district. | ⚠️ Exam Trap: Read the exact question — the correct fact and its look-alike options are easy to interchange. | 💎 PNC GK Pearl: The IGNP starts at Harike barrage.</w:t>
       </w:r>
     </w:p>
     <w:p>
@@ -5119,7 +5119,7 @@
     </w:p>
     <w:p>
       <w:r>
-        <w:t>Solution: The Rajasthan Vidhan Sabha has 200 elected members.</w:t>
+        <w:t>Solution: ✅ Correct Answer: A. 200 | 🧠 Explanation: The Rajasthan Vidhan Sabha has 200 elected members. | ❌ Why Not Others? | B — 150: an incorrect number | C — 100: Water boils at 100°C at standard pressure. — an incorrect number | D — 250: Rajya Sabha can have up to 250 members (238 elected + 12 nominated). — an incorrect number | ⚠️ Exam Trap: Read the exact question — the correct fact and its look-alike options are easy to interchange. | 💎 PNC GK Pearl: 200 → The Rajasthan Vidhan Sabha has elected members</w:t>
       </w:r>
     </w:p>
     <w:p>
@@ -5164,7 +5164,7 @@
     </w:p>
     <w:p>
       <w:r>
-        <w:t>Solution: Tal Chhapar sanctuary in Churu protects blackbuck and desert birds.</w:t>
+        <w:t>Solution: ✅ Correct Answer: A. Churu | 🧠 Explanation: Tal Chhapar sanctuary in Churu protects blackbuck and desert birds. | ❌ Why Not Others? | B — Sikar: Mukundgarh and Ramgarh are in Sikar and Jhunjhunu respectively. — not the correct location | C — Jhunjhunu: The Rani Sati temple is in Jhunjhunu town. — not the correct location | D — Nagaur: Didwana-Kuchaman was carved from Nagaur. — not the correct location | ⚠️ Exam Trap: Read the exact question — the correct fact and its look-alike options are easy to interchange. | 💎 PNC GK Pearl: Churu → Tal Chhapar sanctuary in protects blackbuck and desert birds</w:t>
       </w:r>
     </w:p>
     <w:p>
@@ -5209,7 +5209,7 @@
     </w:p>
     <w:p>
       <w:r>
-        <w:t>Solution: INS Vikrant is India's first indigenous carrier.</w:t>
+        <w:t>Solution: ✅ Correct Answer: A. An indigenous aircraft carrier | 🧠 Clinical Rationale: INS Vikrant is India's first indigenous carrier. | ❌ Why Not Others? | B — A destroyer: not the appropriate nursing action here | C — A submarine: K-4 is an SLBM with 3,500 km range. | D — A patrol boat: not the appropriate nursing action here | ⚠️ Exam Trap: Read the exact question — the correct fact and its look-alike options are easy to interchange. | 💎 PNC Pearl: An indigenous aircraft carrier → INS Vikrant is India's first indigenous carrier</w:t>
       </w:r>
     </w:p>
     <w:p>
@@ -5254,7 +5254,7 @@
     </w:p>
     <w:p>
       <w:r>
-        <w:t>Solution: The MPC sets the repo rate.</w:t>
+        <w:t>Solution: ✅ Correct Answer: A. The Monetary Policy Committee (MPC) | 🧠 Clinical Rationale: The MPC sets the repo rate. | ❌ Why Not Others? | B — SEBI: not the appropriate nursing action here | C — NITI Aayog: not the appropriate nursing action here | D — Finance Commission: not the appropriate nursing action here | ⚠️ Exam Trap: Read the exact question — the correct fact and its look-alike options are easy to interchange. | 💎 PNC Pearl: The Monetary Policy Committee (MPC) → The MPC sets the repo rate</w:t>
       </w:r>
     </w:p>
     <w:p>
@@ -5299,7 +5299,7 @@
     </w:p>
     <w:p>
       <w:r>
-        <w:t>Solution: Sound travels fastest in solids (dense media).</w:t>
+        <w:t>Solution: ✅ Correct Answer: A. Solids | 🧠 Explanation: Sound travels fastest in solids (dense media). | ❌ Why Not Others? | B — Liquids: Fractional distillation separates miscible liquids. | C — Gases: not the correct fact here | D — Vacuum: Sound needs a medium; a vacuum transmits none. | ⚠️ Exam Trap: Read the exact question — the correct fact and its look-alike options are easy to interchange. | 💎 PNC GK Pearl: Solids → Sound travels fastest in (dense media)</w:t>
       </w:r>
     </w:p>
     <w:p>
@@ -5344,7 +5344,7 @@
     </w:p>
     <w:p>
       <w:r>
-        <w:t>Solution: Kiran is a 24x7 suicide prevention helpline.</w:t>
+        <w:t>Solution: ✅ Correct Answer: A. Mental health crisis support | 📰 Why: Kiran is a 24x7 suicide prevention helpline. | ❌ Why Not Others? | B — Ambulance booking: not the correct fact here | C — Railway help: not the correct fact here | D — Tax help: not the correct fact here | ⚠️ Exam Trap: Read the exact question — the correct fact and its look-alike options are easy to interchange. | 💎 PNC CA Pearl: Mental health crisis support → Kiran is a 24x7 suicide prevention helpline</w:t>
       </w:r>
     </w:p>
     <w:p>
@@ -5389,7 +5389,7 @@
     </w:p>
     <w:p>
       <w:r>
-        <w:t>Solution: The Mahi reaches the Arabian Sea through Gujarat.</w:t>
+        <w:t>Solution: ✅ Correct Answer: A. The Arabian Sea (via Gujarat) | 🧠 Clinical Rationale: The Mahi reaches the Arabian Sea through Gujarat. | ❌ Why Not Others? | B — The Ganga: not the appropriate nursing action here | C — The Bay of Bengal: not the appropriate nursing action here | D — The Rann of Kutch: not the appropriate nursing action here | ⚠️ Exam Trap: Read the exact question — the correct fact and its look-alike options are easy to interchange. | 💎 PNC Pearl: The Arabian Sea (via Gujarat) → The Mahi reaches the Arabian Sea through Gujarat</w:t>
       </w:r>
     </w:p>
     <w:p>
@@ -5434,7 +5434,7 @@
     </w:p>
     <w:p>
       <w:r>
-        <w:t>Solution: 'Recovery' is the noun.</w:t>
+        <w:t>Solution: ✅ Correct Answer: A. recovery | 🧠 Grammar Rule: 'Recovery' is the noun. | ❌ Why Not Others? | B — recover: not the correct answer here | C — recovering: not the correct answer here | D — recovered: not the correct answer here | ⚠️ Exam Trap: Don’t confuse "recovery" with "recover" — they look alike and are easy to interchange. | 📌 Rule to Remember: recovery → the noun</w:t>
       </w:r>
     </w:p>
     <w:p>
@@ -5479,7 +5479,7 @@
     </w:p>
     <w:p>
       <w:r>
-        <w:t>Solution: 'उत्तर' का अर्थ जवाब भी होता है और दिशा भी।</w:t>
+        <w:t>Solution: ✅ Correct Answer: A. जवाब | 🧠 Grammar Rule: 'उत्तर' का अर्थ जवाब भी होता है और दिशा भी। | ❌ Why Not Others? | B — प्रश्न: not the correct answer here | C — सवाल: not the correct answer here | D — पूछ: not the correct answer here | ⚠️ Exam Trap: Read the exact question — the correct fact and its look-alike options are easy to interchange. | 📌 Rule to Remember: जवाब → उत्तर' का अर्थ भी होता है और दिशा भी।</w:t>
       </w:r>
     </w:p>
     <w:p>
@@ -5524,7 +5524,7 @@
     </w:p>
     <w:p>
       <w:r>
-        <w:t>Solution: 'अनिल' पवन (वायु) का पर्यायवाची है; अनल अग्नि का।</w:t>
+        <w:t>Solution: ✅ Correct Answer: A. अनिल | 🧠 Grammar Rule: 'अनिल' पवन (वायु) का पर्यायवाची है; अनल अग्नि का। | ❌ Why Not Others? | B — अनल: 'अनल' अग्नि का पर्यायवाची है। | C — धरा: not the correct answer here | D — जल: 'पानी' का पर्यायवाची 'जल' है। | ⚠️ Exam Trap: Read the exact question — the correct fact and its look-alike options are easy to interchange. | 📌 Rule to Remember: अनिल → पवन (वायु) का पर्यायवाची है; अनल अग्नि का।</w:t>
       </w:r>
     </w:p>
     <w:p>
@@ -5569,7 +5569,7 @@
     </w:p>
     <w:p>
       <w:r>
-        <w:t>Solution: 'उपयोग' का विलोम 'अनुपयोग' है।</w:t>
+        <w:t>Solution: ✅ Correct Answer: A. अनुपयोग | 🧠 Grammar Rule: 'उपयोग' का विलोम 'अनुपयोग' है। | ❌ Why Not Others? | B — प्रयोग: not the correct answer here | C — सदुपयोग: not the correct answer here | D — विनियोग: not the correct answer here | ⚠️ Exam Trap: Read the exact question — the correct fact and its look-alike options are easy to interchange. | 📌 Rule to Remember: अनुपयोग → उपयोग' का विलोम ' ' है।</w:t>
       </w:r>
     </w:p>
     <w:p>
@@ -5614,7 +5614,7 @@
     </w:p>
     <w:p>
       <w:r>
-        <w:t>Solution: lie-lay-lain (recline); lay-laid-laid (put down).</w:t>
+        <w:t>Solution: ✅ Correct Answer: A. Lay | 🧠 Grammar Rule: lie-lay-lain (recline); lay-laid-laid (put down). | ❌ Why Not Others? | B — Lied: not the correct answer here | C — Lain: not the correct answer here | D — Lays: not the correct answer here | ⚠️ Exam Trap: Don’t confuse "Lay" with "Lays" — they look alike and are easy to interchange. | 📌 Rule to Remember: Lay → lie- -lain (recline); -laid-laid (put down)</w:t>
       </w:r>
     </w:p>
     <w:p>
@@ -5659,7 +5659,7 @@
     </w:p>
     <w:p>
       <w:r>
-        <w:t>Solution: 'प्रत्यक्ष' का अर्थ है सामने दिखाई देने वाला।</w:t>
+        <w:t>Solution: ✅ Correct Answer: A. प्रत्यक्ष | 🧠 Grammar Rule: 'प्रत्यक्ष' का अर्थ है सामने दिखाई देने वाला। | ❌ Why Not Others? | B — परोक्ष: not the correct answer here | C — अदृश्य: not the correct answer here | D — गुप्त: 'गोपनीय' का अर्थ गुप्त है। | ⚠️ Exam Trap: Read the exact question — the correct fact and its look-alike options are easy to interchange. | 📌 Rule to Remember: प्रत्यक्ष → का अर्थ है सामने दिखाई देने वाला।</w:t>
       </w:r>
     </w:p>
     <w:p>
@@ -5704,7 +5704,7 @@
     </w:p>
     <w:p>
       <w:r>
-        <w:t>Solution: Modern is the opposite of ancient.</w:t>
+        <w:t>Solution: ✅ Correct Answer: A. Modern | 🧠 Grammar Rule: Modern is the opposite of ancient. | ❌ Why Not Others? | B — Old: 'Furniture' is uncountable and takes a singular verb. | C — Aged: not the correct answer here | D — Antique: not the correct answer here | ⚠️ Exam Trap: Read the exact question — the correct fact and its look-alike options are easy to interchange. | 📌 Rule to Remember: Modern → the opposite of ancient</w:t>
       </w:r>
     </w:p>
     <w:p>
@@ -5749,7 +5749,7 @@
     </w:p>
     <w:p>
       <w:r>
-        <w:t>Solution: 'मित्र' का विलोम 'शत्रु' है।</w:t>
+        <w:t>Solution: ✅ Correct Answer: A. शत्रु | 🧠 Grammar Rule: 'मित्र' का विलोम 'शत्रु' है। | ❌ Why Not Others? | B — सखा: not the correct answer here | C — बंधु: not the correct answer here | D — साथी: not the correct answer here | ⚠️ Exam Trap: Read the exact question — the correct fact and its look-alike options are easy to interchange. | 📌 Rule to Remember: शत्रु → मित्र' का विलोम ' ' है।</w:t>
       </w:r>
     </w:p>
     <w:p>
@@ -5794,7 +5794,7 @@
     </w:p>
     <w:p>
       <w:r>
-        <w:t>Solution: We use 'senior to', not 'senior than'.</w:t>
+        <w:t>Solution: ✅ Correct Answer: A. He is senior to me in the office. | 🧠 Grammar Rule: We use 'senior to', not 'senior than'. | ❌ Why Not Others? | B — He is senior than me in the office.: not the correct answer here | C — He is senior from me in the office.: not the correct answer here | D — He is senior of me in the office.: not the correct answer here | ⚠️ Exam Trap: Don’t confuse "He is senior to me in the office." with "He is senior of me in the office." — they look alike and are easy to interchange. | 📌 Rule to Remember: He is senior to me in the office. → We use 'senior to', not 'senior than'</w:t>
       </w:r>
     </w:p>
     <w:p>
@@ -5839,7 +5839,7 @@
     </w:p>
     <w:p>
       <w:r>
-        <w:t>Solution: सूर्य के पर्याय: भानु, रवि, दिनकर, अर्क, सविता।</w:t>
+        <w:t>Solution: ✅ Correct Answer: A. भानु | 🧠 Grammar Rule: सूर्य के पर्याय: भानु, रवि, दिनकर, अर्क, सविता। | ❌ Why Not Others? | B — शशि: 'शशि' चंद्रमा का पर्यायवाची है; दिनकर-दिवाकर-भास्कर सूर्य के। | C — इंदु: चन्द्रमा के पर्याय: शशि, इंदु, सोम, राकेश, निशाकर। | D — सोम: not the correct answer here | ⚠️ Exam Trap: Read the exact question — the correct fact and its look-alike options are easy to interchange. | 📌 Rule to Remember: भानु → सूर्य के पर्याय: , रवि, दिनकर, अर्क, सविता।</w:t>
       </w:r>
     </w:p>
     <w:p>
@@ -5884,7 +5884,7 @@
     </w:p>
     <w:p>
       <w:r>
-        <w:t>Solution: सत् + जन = सज्जन; त् + ज = ज्ज — व्यंजन संधि।</w:t>
+        <w:t>Solution: ✅ Correct Answer: A. व्यंजन संधि | 🧠 Grammar Rule: सत् + जन = सज्जन; त् + ज = ज्ज — व्यंजन संधि। | ❌ Why Not Others? | B — स्वर संधि: not the correct answer here | C — विसर्ग संधि: मनः + हर = मनोहर; विसर्ग का 'ओ' होना विसर्ग संधि है। | D — दीर्घ संधि: विद्या + आलय = विद्यालय; आ + आ = आ (दीर्घ संधि)। | ⚠️ Exam Trap: Read the exact question — the correct fact and its look-alike options are easy to interchange. | 📌 Rule to Remember: व्यंजन संधि → सत् + जन = सज्जन; त् + ज = ज्ज — ।</w:t>
       </w:r>
     </w:p>
     <w:p>
@@ -5929,7 +5929,7 @@
     </w:p>
     <w:p>
       <w:r>
-        <w:t>Solution: The opposite of cautious is reckless.</w:t>
+        <w:t>Solution: ✅ Correct Answer: A. Reckless | 🧠 Grammar Rule: The opposite of cautious is reckless. | ❌ Why Not Others? | B — Careful: not the correct answer here | C — Wary: not the correct answer here | D — Prudent: not the correct answer here | ⚠️ Exam Trap: Read the exact question — the correct fact and its look-alike options are easy to interchange. | 📌 Rule to Remember: The opposite of cautious is reckless.</w:t>
       </w:r>
     </w:p>
     <w:p>
@@ -5974,7 +5974,7 @@
     </w:p>
     <w:p>
       <w:r>
-        <w:t>Solution: 'Necessary' (one c, two s).</w:t>
+        <w:t>Solution: ✅ Correct Answer: A. Necessary | 🧠 Grammar Rule: 'Necessary' (one c, two s). | ❌ Why Not Others? | B — Neccessary: not the correct answer here | C — Neccesary: not the correct answer here | D — Necesary: not the correct answer here | ⚠️ Exam Trap: Read the exact question — the correct fact and its look-alike options are easy to interchange. | 📌 Rule to Remember: Necessary → (one c, two s)</w:t>
       </w:r>
     </w:p>
     <w:p>
@@ -6019,7 +6019,7 @@
     </w:p>
     <w:p>
       <w:r>
-        <w:t>Solution: Etymology studies word origins.</w:t>
+        <w:t>Solution: ✅ Correct Answer: A. Etymology | 🧠 Grammar Rule: Etymology studies word origins. | ❌ Why Not Others? | B — Philology: not the correct answer here | C — Linguistics: not the correct answer here | D — Grammar: not the correct answer here | ⚠️ Exam Trap: Read the exact question — the correct fact and its look-alike options are easy to interchange. | 📌 Rule to Remember: Etymology → studies word origins</w:t>
       </w:r>
     </w:p>
     <w:p>
@@ -6064,7 +6064,7 @@
     </w:p>
     <w:p>
       <w:r>
-        <w:t>Solution: 'Honest' begins with a vowel sound, so 'an'.</w:t>
+        <w:t>Solution: ✅ Correct Answer: A. an | 🧠 Grammar Rule: 'Honest' begins with a vowel sound, so 'an'. | ❌ Why Not Others? | B — a: 'University' begins with a 'yu' sound, so 'a'. | C — the: Rivers take the definite article 'the'. | D — no article: not the correct answer here | ⚠️ Exam Trap: Don’t confuse "an" with "a" — they look alike and are easy to interchange. | 📌 Rule to Remember: an → Honest' begins with a vowel sound, so ' '</w:t>
       </w:r>
     </w:p>
     <w:p>
@@ -6109,7 +6109,7 @@
     </w:p>
     <w:p>
       <w:r>
-        <w:t>Solution: The top row carries F1-F12 with context-specific actions.</w:t>
+        <w:t>Solution: ✅ Correct Answer: A. F1 through F12 | 🧠 Explanation: The top row carries F1-F12 with context-specific actions. | ❌ Why Not Others? | B — A to Z: not the correct option here | C — 1 to 0: not the correct option here | D — Ctrl to Alt: not the correct option here | ⚠️ Exam Trap: Read the exact question — the correct fact and its look-alike options are easy to interchange. | 💎 PNC Pearl: F1 through F12 → The top row carries F1-F12 with context-specific actions</w:t>
       </w:r>
     </w:p>
     <w:p>
@@ -6154,7 +6154,7 @@
     </w:p>
     <w:p>
       <w:r>
-        <w:t>Solution: The Board adjudicates DPDP violations.</w:t>
+        <w:t>Solution: ✅ Correct Answer: A. Data-related complaints and penalties | 🧠 Explanation: The Board adjudicates DPDP violations. | ❌ Why Not Others? | B — Only bank fraud: not the correct option here | C — Only spam: not the correct option here | D — Only taxes: not the correct option here | ⚠️ Exam Trap: Read the exact question — the correct fact and its look-alike options are easy to interchange. | 💎 PNC Pearl: Data-related complaints and penalties → The Board adjudicates DPDP violations</w:t>
       </w:r>
     </w:p>
     <w:p>
@@ -6199,7 +6199,7 @@
     </w:p>
     <w:p>
       <w:r>
-        <w:t>Solution: Throttling protects the chip from overheating.</w:t>
+        <w:t>Solution: ✅ Correct Answer: A. Reducing its speed to limit heat or power | 🧠 Explanation: Throttling protects the chip from overheating. | ❌ Why Not Others? | B — Speeding it up: not the correct option here | C — Installing it: not the correct option here | D — Formatting it: not the correct option here | ⚠️ Exam Trap: Read the exact question — the correct fact and its look-alike options are easy to interchange. | 💎 PNC Pearl: Reducing its speed to limit heat or power → Throttling protects the chip from overheating</w:t>
       </w:r>
     </w:p>
     <w:p>
@@ -6244,7 +6244,7 @@
     </w:p>
     <w:p>
       <w:r>
-        <w:t>Solution: HTTPS uses port 443; HTTP uses 80.</w:t>
+        <w:t>Solution: ✅ Correct Answer: A. 443 | 🧠 Explanation: HTTPS uses port 443; HTTP uses 80. | ❌ Why Not Others? | B — 80: not the correct option here | C — 25: not the correct option here | D — 21: not the correct option here | ⚠️ Exam Trap: Read the exact question — the correct fact and its look-alike options are easy to interchange. | 💎 PNC Pearl: 443 → HTTPS uses port ; HTTP uses 80</w:t>
       </w:r>
     </w:p>
     <w:p>
@@ -6289,7 +6289,7 @@
     </w:p>
     <w:p>
       <w:r>
-        <w:t>Solution: 'shutdown /s' performs a full shutdown.</w:t>
+        <w:t>Solution: ✅ Correct Answer: A. Shuts down the computer | 🧠 Explanation: 'shutdown /s' performs a full shutdown. | ❌ Why Not Others? | B — Restarts it: not the correct option here | C — Logs off: not the correct option here | D — Hibernates only: not the correct option here | ⚠️ Exam Trap: Read the exact question — the correct fact and its look-alike options are easy to interchange. | 💎 PNC Pearl: Shuts down the computer → shutdown /s' performs a full shutdown</w:t>
       </w:r>
     </w:p>
     <w:p>
@@ -6334,7 +6334,7 @@
     </w:p>
     <w:p>
       <w:r>
-        <w:t>Solution: The PC tracks execution position.</w:t>
+        <w:t>Solution: ✅ Correct Answer: A. The address of the next instruction | 🧠 Explanation: The PC tracks execution position. | ❌ Why Not Others? | B — The result of the last calculation: not the correct option here | C — The clock speed: not the correct option here | D — The amount of RAM: not the correct option here | ⚠️ Exam Trap: Read the exact question — the correct fact and its look-alike options are easy to interchange. | 💎 PNC Pearl: The address of the next instruction → The PC tracks execution position</w:t>
       </w:r>
     </w:p>
     <w:p>
@@ -6379,7 +6379,7 @@
     </w:p>
     <w:p>
       <w:r>
-        <w:t>Solution: Cloud computing provides on-demand, scalable services.</w:t>
+        <w:t>Solution: ✅ Correct Answer: A. Remote servers delivering services over the internet | 🧠 Explanation: Cloud computing provides on-demand, scalable services. | ❌ Why Not Others? | B — Weather data: not the correct option here | C — A backup drive: not the correct option here | D — A browser: not the correct option here | ⚠️ Exam Trap: Read the exact question — the correct fact and its look-alike options are easy to interchange. | 💎 PNC Pearl: Remote servers delivering services over the internet → Cloud computing provides on-demand, scalable services</w:t>
       </w:r>
     </w:p>
     <w:p>
@@ -6424,7 +6424,7 @@
     </w:p>
     <w:p>
       <w:r>
-        <w:t>Solution: Firewalls block unauthorised traffic based on rules.</w:t>
+        <w:t>Solution: ✅ Correct Answer: A. Filter incoming and outgoing network traffic | 🧠 Explanation: Firewalls block unauthorised traffic based on rules. | ❌ Why Not Others? | B — Increase processor speed: not the correct option here | C — Store passwords only: not the correct option here | D — Compress files: ZIP compression reduces file size for storage/transfer. | ⚠️ Exam Trap: Read the exact question — the correct fact and its look-alike options are easy to interchange. | 💎 PNC Pearl: Filter incoming and outgoing network traffic → Firewalls block unauthorised traffic based on rules</w:t>
       </w:r>
     </w:p>
     <w:p>
@@ -6469,7 +6469,7 @@
     </w:p>
     <w:p>
       <w:r>
-        <w:t>Solution: SOAR automates incident handling.</w:t>
+        <w:t>Solution: ✅ Correct Answer: A. Security orchestration and response | 🧠 Explanation: SOAR automates incident handling. | ❌ Why Not Others? | B — Printer queues: not the correct option here | C — Screen settings: not the correct option here | D — File formats: not the correct option here | ⚠️ Exam Trap: Read the exact question — the correct fact and its look-alike options are easy to interchange. | 💎 PNC Pearl: Security orchestration and response → SOAR automates incident handling</w:t>
       </w:r>
     </w:p>
     <w:p>
@@ -6514,7 +6514,7 @@
     </w:p>
     <w:p>
       <w:r>
-        <w:t>Solution: Executables (.exe) run directly on the OS.</w:t>
+        <w:t>Solution: ✅ Correct Answer: A. The runnable machine-code version of a program | 🧠 Explanation: Executables (.exe) run directly on the OS. | ❌ Why Not Others? | B — The source code: not the correct option here | C — The documentation: not the correct option here | D — The installer only: not the correct option here | ⚠️ Exam Trap: Don’t confuse "The runnable machine-code version of a program" with "The source code" — they look alike and are easy to interchange. | 💎 PNC Pearl: The runnable machine-code version of a program → Executables (.exe) run directly on the OS</w:t>
       </w:r>
     </w:p>
     <w:p>
@@ -6559,7 +6559,7 @@
     </w:p>
     <w:p>
       <w:r>
-        <w:t>Solution: Enter submits commands and creates line breaks.</w:t>
+        <w:t>Solution: ✅ Correct Answer: A. Confirm input and start new lines | 🧠 Explanation: Enter submits commands and creates line breaks. | ❌ Why Not Others? | B — Delete text: not the correct option here | C — Scroll up: PgUp/PgDn scroll through documents and pages. | D — Lock the screen: not the correct option here | ⚠️ Exam Trap: Read the exact question — the correct fact and its look-alike options are easy to interchange. | 💎 PNC Pearl: Confirm input and start new lines → Enter submits commands and creates line breaks</w:t>
       </w:r>
     </w:p>
     <w:p>
@@ -6604,7 +6604,7 @@
     </w:p>
     <w:p>
       <w:r>
-        <w:t>Solution: Word files use .docx; Excel .xlsx; PowerPoint .pptx.</w:t>
+        <w:t>Solution: ✅ Correct Answer: A. .docx | 🧠 Explanation: Word files use .docx; Excel .xlsx; PowerPoint .pptx. | ❌ Why Not Others? | B — .xlsx: Excel workbooks use the .xlsx extension. | C — .pptx: PowerPoint presentations use .pptx. | D — .txt: Notepad saves plain text as .txt. | ⚠️ Exam Trap: Read the exact question — the correct fact and its look-alike options are easy to interchange. | 💎 PNC Pearl: .docx → Word files use ; Excel .xlsx; PowerPoint .pptx</w:t>
       </w:r>
     </w:p>
     <w:p>
@@ -6649,7 +6649,7 @@
     </w:p>
     <w:p>
       <w:r>
-        <w:t>Solution: A modem modulates/demodulates signals for Internet access.</w:t>
+        <w:t>Solution: ✅ Correct Answer: A. Modem | 🧠 Explanation: A modem modulates/demodulates signals for Internet access. | ❌ Why Not Others? | B — Monitor: Monitors, printers, and speakers are output devices. | C — Keyboard: The keyboard is the primary text input device. | D — Speaker: View enlarges the person currently talking. | ⚠️ Exam Trap: Read the exact question — the correct fact and its look-alike options are easy to interchange. | 💎 PNC Pearl: Modem → modulates/demodulates signals for Internet access</w:t>
       </w:r>
     </w:p>
     <w:p>
@@ -6694,7 +6694,7 @@
     </w:p>
     <w:p>
       <w:r>
-        <w:t>Solution: HTTP/HTTPS serves web content.</w:t>
+        <w:t>Solution: ✅ Correct Answer: A. HTTP | 🧠 Explanation: HTTP/HTTPS serves web content. | ❌ Why Not Others? | B — FTP: not the correct option here | C — SMTP: (Simple Mail Transfer Protocol) sends email. | D — Telnet: not the correct option here | ⚠️ Exam Trap: Read the exact question — the correct fact and its look-alike options are easy to interchange. | 💎 PNC Pearl: HTTP → /HTTPS serves web content</w:t>
       </w:r>
     </w:p>
     <w:p>
@@ -6739,7 +6739,7 @@
     </w:p>
     <w:p>
       <w:r>
-        <w:t>Solution: 192.x.x.x falls in Class C (192-223).</w:t>
+        <w:t>Solution: ✅ Correct Answer: A. Class C | 🧠 Explanation: 192.x.x.x falls in Class C (192-223). | ❌ Why Not Others? | B — Class A: not the correct option here | C — Class B: not the correct option here | D — Class D: not the correct option here | ⚠️ Exam Trap: Read the exact question — the correct fact and its look-alike options are easy to interchange. | 💎 PNC Pearl: Class C → 192.x.x.x falls in (192-223)</w:t>
       </w:r>
     </w:p>
     <w:p>
